--- a/00-首页/题组Word/初赛模拟卷/初赛模拟卷IX（非有机·学生版）.docx
+++ b/00-首页/题组Word/初赛模拟卷/初赛模拟卷IX（非有机·学生版）.docx
@@ -2,7 +2,7 @@
 <file path=word/document.xml><?xml version="1.0" encoding="utf-8"?>
 <w:document xmlns:w="http://schemas.openxmlformats.org/wordprocessingml/2006/main" xmlns:m="http://schemas.openxmlformats.org/officeDocument/2006/math" xmlns:r="http://schemas.openxmlformats.org/officeDocument/2006/relationships" xmlns:o="urn:schemas-microsoft-com:office:office" xmlns:v="urn:schemas-microsoft-com:vml" xmlns:w10="urn:schemas-microsoft-com:office:word" xmlns:a="http://schemas.openxmlformats.org/drawingml/2006/main" xmlns:pic="http://schemas.openxmlformats.org/drawingml/2006/picture" xmlns:wp="http://schemas.openxmlformats.org/drawingml/2006/wordprocessingDrawing">
   <w:body>
-    <w:bookmarkStart w:id="43" w:name="初赛模拟卷-ix非有机-学生版"/>
+    <w:bookmarkStart w:id="42" w:name="初赛模拟卷-ix非有机-学生版"/>
     <w:p>
       <w:pPr>
         <w:pStyle w:val="Heading1"/>
@@ -80,7 +80,7 @@
         <w:rPr>
           <w:rFonts w:ascii="Times New Roman" w:hAnsi="Times New Roman" w:eastAsia="Times New Roman" w:cs="Times New Roman"/>
         </w:rPr>
-        <w:t xml:space="preserve"> 16 </w:t>
+        <w:t xml:space="preserve"> 15 </w:t>
       </w:r>
       <w:r>
         <w:rPr>
@@ -104,7 +104,7 @@
         <w:rPr>
           <w:rFonts w:ascii="Times New Roman" w:hAnsi="Times New Roman" w:eastAsia="Times New Roman" w:cs="Times New Roman"/>
         </w:rPr>
-        <w:t xml:space="preserve"> 144 </w:t>
+        <w:t xml:space="preserve"> 134 </w:t>
       </w:r>
       <w:r>
         <w:rPr>
@@ -196,7 +196,7 @@
         <w:rPr>
           <w:rFonts w:ascii="Times New Roman" w:hAnsi="Times New Roman" w:eastAsia="Times New Roman" w:cs="Times New Roman"/>
         </w:rPr>
-        <w:t xml:space="preserve"> 1–7 </w:t>
+        <w:t xml:space="preserve"> 1–6 </w:t>
       </w:r>
       <w:r>
         <w:rPr>
@@ -208,7 +208,7 @@
         <w:rPr>
           <w:rFonts w:hint="eastAsia" w:ascii="Times New Roman" w:hAnsi="Times New Roman" w:eastAsia="Times New Roman" w:cs="Times New Roman"/>
         </w:rPr>
-        <w:t>，64</w:t>
+        <w:t>，54</w:t>
       </w:r>
       <w:r>
         <w:rPr>
@@ -401,7 +401,7 @@
         </w:pict>
       </w:r>
     </w:p>
-    <w:bookmarkStart w:id="22" w:name="第一部分-元素化学与分析化学第-17-题共-64-分"/>
+    <w:bookmarkStart w:id="21" w:name="第一部分-元素化学与分析化学第-16-题共-54-分"/>
     <w:p>
       <w:pPr>
         <w:pStyle w:val="Heading2"/>
@@ -441,7 +441,7 @@
         <w:rPr>
           <w:rFonts w:ascii="Times New Roman" w:hAnsi="Times New Roman" w:eastAsia="Times New Roman" w:cs="Times New Roman"/>
         </w:rPr>
-        <w:t xml:space="preserve"> 1–7 </w:t>
+        <w:t xml:space="preserve"> 1–6 </w:t>
       </w:r>
       <w:r>
         <w:rPr>
@@ -465,7 +465,7 @@
         <w:rPr>
           <w:rFonts w:ascii="Times New Roman" w:hAnsi="Times New Roman" w:eastAsia="Times New Roman" w:cs="Times New Roman"/>
         </w:rPr>
-        <w:t xml:space="preserve"> 64 </w:t>
+        <w:t xml:space="preserve"> 54 </w:t>
       </w:r>
       <w:r>
         <w:rPr>
@@ -8959,7 +8959,87 @@
       </w:r>
     </w:p>
     <w:bookmarkEnd w:id="20"/>
-    <w:bookmarkStart w:id="21" w:name="第-7-题10-分"/>
+    <w:bookmarkEnd w:id="21"/>
+    <w:bookmarkStart w:id="36" w:name="第二部分-结构化学第-812-题共-44-分"/>
+    <w:p>
+      <w:pPr>
+        <w:pStyle w:val="Heading2"/>
+        <w:spacing w:before="280" w:after="120"/>
+      </w:pPr>
+      <w:r>
+        <w:rPr>
+          <w:rFonts w:hint="eastAsia" w:ascii="Times New Roman" w:hAnsi="Times New Roman" w:eastAsia="SimHei" w:cs="Times New Roman"/>
+        </w:rPr>
+        <w:t xml:space="preserve">第二部分</w:t>
+      </w:r>
+      <w:r>
+        <w:rPr>
+          <w:rFonts w:ascii="Times New Roman" w:hAnsi="Times New Roman" w:eastAsia="Times New Roman" w:cs="Times New Roman"/>
+        </w:rPr>
+        <w:t xml:space="preserve">　</w:t>
+      </w:r>
+      <w:r>
+        <w:rPr>
+          <w:rFonts w:hint="eastAsia" w:ascii="Times New Roman" w:hAnsi="Times New Roman" w:eastAsia="SimHei" w:cs="Times New Roman"/>
+        </w:rPr>
+        <w:t>结构化学</w:t>
+      </w:r>
+      <w:r>
+        <w:rPr>
+          <w:rFonts w:hint="eastAsia" w:ascii="Times New Roman" w:hAnsi="Times New Roman" w:eastAsia="Times New Roman" w:cs="Times New Roman"/>
+        </w:rPr>
+        <w:t>（</w:t>
+      </w:r>
+      <w:r>
+        <w:rPr>
+          <w:rFonts w:hint="eastAsia" w:ascii="Times New Roman" w:hAnsi="Times New Roman" w:eastAsia="SimHei" w:cs="Times New Roman"/>
+        </w:rPr>
+        <w:t>第</w:t>
+      </w:r>
+      <w:r>
+        <w:rPr>
+          <w:rFonts w:ascii="Times New Roman" w:hAnsi="Times New Roman" w:eastAsia="Times New Roman" w:cs="Times New Roman"/>
+        </w:rPr>
+        <w:t xml:space="preserve"> 8–12 </w:t>
+      </w:r>
+      <w:r>
+        <w:rPr>
+          <w:rFonts w:hint="eastAsia" w:ascii="Times New Roman" w:hAnsi="Times New Roman" w:eastAsia="SimHei" w:cs="Times New Roman"/>
+        </w:rPr>
+        <w:t>题</w:t>
+      </w:r>
+      <w:r>
+        <w:rPr>
+          <w:rFonts w:hint="eastAsia" w:ascii="Times New Roman" w:hAnsi="Times New Roman" w:eastAsia="Times New Roman" w:cs="Times New Roman"/>
+        </w:rPr>
+        <w:t>，</w:t>
+      </w:r>
+      <w:r>
+        <w:rPr>
+          <w:rFonts w:hint="eastAsia" w:ascii="Times New Roman" w:hAnsi="Times New Roman" w:eastAsia="SimHei" w:cs="Times New Roman"/>
+        </w:rPr>
+        <w:t>共</w:t>
+      </w:r>
+      <w:r>
+        <w:rPr>
+          <w:rFonts w:ascii="Times New Roman" w:hAnsi="Times New Roman" w:eastAsia="Times New Roman" w:cs="Times New Roman"/>
+        </w:rPr>
+        <w:t xml:space="preserve"> 44 </w:t>
+      </w:r>
+      <w:r>
+        <w:rPr>
+          <w:rFonts w:hint="eastAsia" w:ascii="Times New Roman" w:hAnsi="Times New Roman" w:eastAsia="SimHei" w:cs="Times New Roman"/>
+        </w:rPr>
+        <w:t>分</w:t>
+      </w:r>
+      <w:r>
+        <w:rPr>
+          <w:rFonts w:hint="eastAsia" w:ascii="Times New Roman" w:hAnsi="Times New Roman" w:eastAsia="Times New Roman" w:cs="Times New Roman"/>
+        </w:rPr>
+        <w:t>）</w:t>
+      </w:r>
+    </w:p>
+    <w:bookmarkStart w:id="22" w:name="第-8-题8-分"/>
     <w:p>
       <w:pPr>
         <w:pStyle w:val="Heading3"/>
@@ -8975,7 +9055,7 @@
         <w:rPr>
           <w:rFonts w:ascii="Times New Roman" w:hAnsi="Times New Roman" w:eastAsia="Times New Roman" w:cs="Times New Roman"/>
         </w:rPr>
-        <w:t xml:space="preserve"> 7 </w:t>
+        <w:t xml:space="preserve"> 8 </w:t>
       </w:r>
       <w:r>
         <w:rPr>
@@ -8987,7 +9067,7 @@
         <w:rPr>
           <w:rFonts w:hint="eastAsia" w:ascii="Times New Roman" w:hAnsi="Times New Roman" w:eastAsia="Times New Roman" w:cs="Times New Roman"/>
         </w:rPr>
-        <w:t>（10</w:t>
+        <w:t>（8</w:t>
       </w:r>
       <w:r>
         <w:rPr>
@@ -9016,31 +9096,127 @@
         <w:rPr>
           <w:rFonts w:hint="eastAsia" w:ascii="Times New Roman" w:hAnsi="Times New Roman" w:eastAsia="FangSong" w:cs="Times New Roman"/>
         </w:rPr>
-        <w:t xml:space="preserve">化合物</w:t>
-      </w:r>
-      <w:r>
-        <w:rPr>
-          <w:rFonts w:ascii="Times New Roman" w:hAnsi="Times New Roman" w:eastAsia="Times New Roman" w:cs="Times New Roman"/>
-        </w:rPr>
-        <w:t xml:space="preserve"> A </w:t>
-      </w:r>
-      <w:r>
-        <w:rPr>
-          <w:rFonts w:hint="eastAsia" w:ascii="Times New Roman" w:hAnsi="Times New Roman" w:eastAsia="FangSong" w:cs="Times New Roman"/>
-        </w:rPr>
-        <w:t xml:space="preserve">是金属</w:t>
-      </w:r>
-      <w:r>
-        <w:rPr>
-          <w:rFonts w:ascii="Times New Roman" w:hAnsi="Times New Roman" w:eastAsia="Times New Roman" w:cs="Times New Roman"/>
-        </w:rPr>
-        <w:t xml:space="preserve"> H </w:t>
-      </w:r>
-      <w:r>
-        <w:rPr>
-          <w:rFonts w:hint="eastAsia" w:ascii="Times New Roman" w:hAnsi="Times New Roman" w:eastAsia="FangSong" w:cs="Times New Roman"/>
-        </w:rPr>
-        <w:t>的一种稳定的盐</w:t>
+        <w:t xml:space="preserve">制备含</w:t>
+      </w:r>
+      <w:r>
+        <w:rPr>
+          <w:rFonts w:ascii="Times New Roman" w:hAnsi="Times New Roman" w:eastAsia="Times New Roman" w:cs="Times New Roman"/>
+        </w:rPr>
+        <w:t xml:space="preserve"> </w:t>
+      </w:r>
+      <m:oMath>
+        <m:sSubSup>
+          <m:e>
+            <m:r>
+              <m:rPr>
+                <m:sty m:val="p"/>
+              </m:rPr>
+              <m:t>O</m:t>
+            </m:r>
+          </m:e>
+          <m:sub>
+            <m:r>
+              <m:t>2</m:t>
+            </m:r>
+          </m:sub>
+          <m:sup>
+            <m:r>
+              <m:rPr>
+                <m:sty m:val="p"/>
+              </m:rPr>
+              <m:t>−</m:t>
+            </m:r>
+          </m:sup>
+        </m:sSubSup>
+      </m:oMath>
+      <w:r>
+        <w:rPr>
+          <w:rFonts w:ascii="Times New Roman" w:hAnsi="Times New Roman" w:eastAsia="Times New Roman" w:cs="Times New Roman"/>
+        </w:rPr>
+        <w:t xml:space="preserve">、</w:t>
+      </w:r>
+      <m:oMath>
+        <m:sSubSup>
+          <m:e>
+            <m:r>
+              <m:rPr>
+                <m:sty m:val="p"/>
+              </m:rPr>
+              <m:t>O</m:t>
+            </m:r>
+          </m:e>
+          <m:sub>
+            <m:r>
+              <m:t>2</m:t>
+            </m:r>
+          </m:sub>
+          <m:sup>
+            <m:r>
+              <m:t>2</m:t>
+            </m:r>
+            <m:r>
+              <m:rPr>
+                <m:sty m:val="p"/>
+              </m:rPr>
+              <m:t>−</m:t>
+            </m:r>
+          </m:sup>
+        </m:sSubSup>
+      </m:oMath>
+      <w:r>
+        <w:rPr>
+          <w:rFonts w:ascii="Times New Roman" w:hAnsi="Times New Roman" w:eastAsia="Times New Roman" w:cs="Times New Roman"/>
+        </w:rPr>
+        <w:t xml:space="preserve"> </w:t>
+      </w:r>
+      <w:r>
+        <w:rPr>
+          <w:rFonts w:hint="eastAsia" w:ascii="Times New Roman" w:hAnsi="Times New Roman" w:eastAsia="FangSong" w:cs="Times New Roman"/>
+        </w:rPr>
+        <w:t xml:space="preserve">甚至</w:t>
+      </w:r>
+      <w:r>
+        <w:rPr>
+          <w:rFonts w:ascii="Times New Roman" w:hAnsi="Times New Roman" w:eastAsia="Times New Roman" w:cs="Times New Roman"/>
+        </w:rPr>
+        <w:t xml:space="preserve"> </w:t>
+      </w:r>
+      <m:oMath>
+        <m:sSubSup>
+          <m:e>
+            <m:r>
+              <m:rPr>
+                <m:sty m:val="p"/>
+              </m:rPr>
+              <m:t>O</m:t>
+            </m:r>
+          </m:e>
+          <m:sub>
+            <m:r>
+              <m:t>2</m:t>
+            </m:r>
+          </m:sub>
+          <m:sup>
+            <m:r>
+              <m:rPr>
+                <m:sty m:val="p"/>
+              </m:rPr>
+              <m:t>+</m:t>
+            </m:r>
+          </m:sup>
+        </m:sSubSup>
+      </m:oMath>
+      <w:r>
+        <w:rPr>
+          <w:rFonts w:ascii="Times New Roman" w:hAnsi="Times New Roman" w:eastAsia="Times New Roman" w:cs="Times New Roman"/>
+        </w:rPr>
+        <w:t xml:space="preserve"> </w:t>
+      </w:r>
+      <w:r>
+        <w:rPr>
+          <w:rFonts w:hint="eastAsia" w:ascii="Times New Roman" w:hAnsi="Times New Roman" w:eastAsia="FangSong" w:cs="Times New Roman"/>
+        </w:rPr>
+        <w:t>的化合物是可能的</w:t>
       </w:r>
       <w:r>
         <w:rPr>
@@ -9050,15 +9226,215 @@
       </w:r>
       <w:r>
         <w:rPr>
-          <w:rFonts w:hint="eastAsia" w:ascii="Times New Roman" w:hAnsi="Times New Roman" w:eastAsia="FangSong" w:cs="Times New Roman"/>
-        </w:rPr>
-        <w:t>除去金属以后它含有</w:t>
-      </w:r>
-      <w:r>
-        <w:rPr>
-          <w:rFonts w:ascii="Times New Roman" w:hAnsi="Times New Roman" w:eastAsia="Times New Roman" w:cs="Times New Roman"/>
-        </w:rPr>
-        <w:t xml:space="preserve"> 11.97% N、3.45% H </w:t>
+          <w:rFonts w:ascii="Times New Roman" w:hAnsi="Times New Roman" w:eastAsia="Times New Roman" w:cs="Times New Roman"/>
+        </w:rPr>
+        <w:t xml:space="preserve"> </w:t>
+      </w:r>
+      <w:r>
+        <w:rPr>
+          <w:rFonts w:ascii="Times New Roman" w:hAnsi="Times New Roman" w:eastAsia="Times New Roman" w:cs="Times New Roman"/>
+        </w:rPr>
+        <w:t xml:space="preserve">(1) </w:t>
+      </w:r>
+      <w:r>
+        <w:rPr>
+          <w:rFonts w:hint="eastAsia" w:ascii="Times New Roman" w:hAnsi="Times New Roman" w:eastAsia="FangSong" w:cs="Times New Roman"/>
+        </w:rPr>
+        <w:t>明确指出上述反应中哪些相当于氧分子的氧化</w:t>
+      </w:r>
+      <w:r>
+        <w:rPr>
+          <w:rFonts w:hint="eastAsia" w:ascii="Times New Roman" w:hAnsi="Times New Roman" w:eastAsia="Times New Roman" w:cs="Times New Roman"/>
+        </w:rPr>
+        <w:t>，</w:t>
+      </w:r>
+      <w:r>
+        <w:rPr>
+          <w:rFonts w:hint="eastAsia" w:ascii="Times New Roman" w:hAnsi="Times New Roman" w:eastAsia="FangSong" w:cs="Times New Roman"/>
+        </w:rPr>
+        <w:t>哪些相当于还原</w:t>
+      </w:r>
+      <w:r>
+        <w:rPr>
+          <w:rFonts w:hint="eastAsia" w:ascii="Times New Roman" w:hAnsi="Times New Roman" w:eastAsia="Times New Roman" w:cs="Times New Roman"/>
+        </w:rPr>
+        <w:t>。</w:t>
+      </w:r>
+      <w:r>
+        <w:rPr>
+          <w:rFonts w:ascii="Times New Roman" w:hAnsi="Times New Roman" w:eastAsia="Times New Roman" w:cs="Times New Roman"/>
+        </w:rPr>
+        <w:t xml:space="preserve"> </w:t>
+      </w:r>
+      <w:r>
+        <w:rPr>
+          <w:rFonts w:ascii="Times New Roman" w:hAnsi="Times New Roman" w:eastAsia="Times New Roman" w:cs="Times New Roman"/>
+        </w:rPr>
+        <w:t xml:space="preserve">(2) </w:t>
+      </w:r>
+      <w:r>
+        <w:rPr>
+          <w:rFonts w:hint="eastAsia" w:ascii="Times New Roman" w:hAnsi="Times New Roman" w:eastAsia="FangSong" w:cs="Times New Roman"/>
+        </w:rPr>
+        <w:t>对上述每一种离子给出含该离子的一种化合物的化学式</w:t>
+      </w:r>
+      <w:r>
+        <w:rPr>
+          <w:rFonts w:hint="eastAsia" w:ascii="Times New Roman" w:hAnsi="Times New Roman" w:eastAsia="Times New Roman" w:cs="Times New Roman"/>
+        </w:rPr>
+        <w:t>。</w:t>
+      </w:r>
+      <w:r>
+        <w:rPr>
+          <w:rFonts w:ascii="Times New Roman" w:hAnsi="Times New Roman" w:eastAsia="Times New Roman" w:cs="Times New Roman"/>
+        </w:rPr>
+        <w:t xml:space="preserve"> </w:t>
+      </w:r>
+      <w:r>
+        <w:rPr>
+          <w:rFonts w:ascii="Times New Roman" w:hAnsi="Times New Roman" w:eastAsia="Times New Roman" w:cs="Times New Roman"/>
+        </w:rPr>
+        <w:t xml:space="preserve">(3) </w:t>
+      </w:r>
+      <w:r>
+        <w:rPr>
+          <w:rFonts w:hint="eastAsia" w:ascii="Times New Roman" w:hAnsi="Times New Roman" w:eastAsia="FangSong" w:cs="Times New Roman"/>
+        </w:rPr>
+        <w:t>已知在上述型体中有一种是反磁的</w:t>
+      </w:r>
+      <w:r>
+        <w:rPr>
+          <w:rFonts w:hint="eastAsia" w:ascii="Times New Roman" w:hAnsi="Times New Roman" w:eastAsia="Times New Roman" w:cs="Times New Roman"/>
+        </w:rPr>
+        <w:t>，</w:t>
+      </w:r>
+      <w:r>
+        <w:rPr>
+          <w:rFonts w:hint="eastAsia" w:ascii="Times New Roman" w:hAnsi="Times New Roman" w:eastAsia="FangSong" w:cs="Times New Roman"/>
+        </w:rPr>
+        <w:t>指出是哪一种</w:t>
+      </w:r>
+      <w:r>
+        <w:rPr>
+          <w:rFonts w:hint="eastAsia" w:ascii="Times New Roman" w:hAnsi="Times New Roman" w:eastAsia="Times New Roman" w:cs="Times New Roman"/>
+        </w:rPr>
+        <w:t>。</w:t>
+      </w:r>
+      <w:r>
+        <w:rPr>
+          <w:rFonts w:ascii="Times New Roman" w:hAnsi="Times New Roman" w:eastAsia="Times New Roman" w:cs="Times New Roman"/>
+        </w:rPr>
+        <w:t xml:space="preserve"> </w:t>
+      </w:r>
+      <w:r>
+        <w:rPr>
+          <w:rFonts w:ascii="Times New Roman" w:hAnsi="Times New Roman" w:eastAsia="Times New Roman" w:cs="Times New Roman"/>
+        </w:rPr>
+        <w:t xml:space="preserve">(4) </w:t>
+      </w:r>
+      <w:r>
+        <w:rPr>
+          <w:rFonts w:hint="eastAsia" w:ascii="Times New Roman" w:hAnsi="Times New Roman" w:eastAsia="FangSong" w:cs="Times New Roman"/>
+        </w:rPr>
+        <w:t xml:space="preserve">已知上述四种型体中</w:t>
+      </w:r>
+      <w:r>
+        <w:rPr>
+          <w:rFonts w:ascii="Times New Roman" w:hAnsi="Times New Roman" w:eastAsia="Times New Roman" w:cs="Times New Roman"/>
+        </w:rPr>
+        <w:t xml:space="preserve"> O—O </w:t>
+      </w:r>
+      <w:r>
+        <w:rPr>
+          <w:rFonts w:hint="eastAsia" w:ascii="Times New Roman" w:hAnsi="Times New Roman" w:eastAsia="FangSong" w:cs="Times New Roman"/>
+        </w:rPr>
+        <w:t xml:space="preserve">原子间的距离为</w:t>
+      </w:r>
+      <w:r>
+        <w:rPr>
+          <w:rFonts w:ascii="Times New Roman" w:hAnsi="Times New Roman" w:eastAsia="Times New Roman" w:cs="Times New Roman"/>
+        </w:rPr>
+        <w:t xml:space="preserve"> 112pm、121pm、132pm </w:t>
+      </w:r>
+      <w:r>
+        <w:rPr>
+          <w:rFonts w:hint="eastAsia" w:ascii="Times New Roman" w:hAnsi="Times New Roman" w:eastAsia="FangSong" w:cs="Times New Roman"/>
+        </w:rPr>
+        <w:t xml:space="preserve">和大约</w:t>
+      </w:r>
+      <w:r>
+        <w:rPr>
+          <w:rFonts w:ascii="Times New Roman" w:hAnsi="Times New Roman" w:eastAsia="Times New Roman" w:cs="Times New Roman"/>
+        </w:rPr>
+        <w:t xml:space="preserve"> </w:t>
+      </w:r>
+      <w:r>
+        <w:rPr>
+          <w:rFonts w:hint="eastAsia" w:ascii="Times New Roman" w:hAnsi="Times New Roman" w:eastAsia="Times New Roman" w:cs="Times New Roman"/>
+        </w:rPr>
+        <w:t>149pm。</w:t>
+      </w:r>
+      <w:r>
+        <w:rPr>
+          <w:rFonts w:hint="eastAsia" w:ascii="Times New Roman" w:hAnsi="Times New Roman" w:eastAsia="FangSong" w:cs="Times New Roman"/>
+        </w:rPr>
+        <w:t>把这四个数值填在合适的空格内</w:t>
+      </w:r>
+      <w:r>
+        <w:rPr>
+          <w:rFonts w:hint="eastAsia" w:ascii="Times New Roman" w:hAnsi="Times New Roman" w:eastAsia="Times New Roman" w:cs="Times New Roman"/>
+        </w:rPr>
+        <w:t>。</w:t>
+      </w:r>
+      <w:r>
+        <w:rPr>
+          <w:rFonts w:ascii="Times New Roman" w:hAnsi="Times New Roman" w:eastAsia="Times New Roman" w:cs="Times New Roman"/>
+        </w:rPr>
+        <w:t xml:space="preserve"> </w:t>
+      </w:r>
+      <w:r>
+        <w:rPr>
+          <w:rFonts w:ascii="Times New Roman" w:hAnsi="Times New Roman" w:eastAsia="Times New Roman" w:cs="Times New Roman"/>
+        </w:rPr>
+        <w:t xml:space="preserve">(5) </w:t>
+      </w:r>
+      <w:r>
+        <w:rPr>
+          <w:rFonts w:hint="eastAsia" w:ascii="Times New Roman" w:hAnsi="Times New Roman" w:eastAsia="FangSong" w:cs="Times New Roman"/>
+        </w:rPr>
+        <w:t xml:space="preserve">有三种型体的键能约为</w:t>
+      </w:r>
+      <w:r>
+        <w:rPr>
+          <w:rFonts w:ascii="Times New Roman" w:hAnsi="Times New Roman" w:eastAsia="Times New Roman" w:cs="Times New Roman"/>
+        </w:rPr>
+        <w:t xml:space="preserve"> 200 kJ·mol</w:t>
+      </w:r>
+      <w:r>
+        <w:rPr>
+          <w:rFonts w:ascii="Times New Roman" w:hAnsi="Times New Roman" w:eastAsia="Times New Roman" w:cs="Times New Roman"/>
+          <w:vertAlign w:val="superscript"/>
+        </w:rPr>
+        <w:t>-1</w:t>
+      </w:r>
+      <w:r>
+        <w:rPr>
+          <w:rFonts w:ascii="Times New Roman" w:hAnsi="Times New Roman" w:eastAsia="Times New Roman" w:cs="Times New Roman"/>
+        </w:rPr>
+        <w:t>、490 kJ·mol</w:t>
+      </w:r>
+      <w:r>
+        <w:rPr>
+          <w:rFonts w:ascii="Times New Roman" w:hAnsi="Times New Roman" w:eastAsia="Times New Roman" w:cs="Times New Roman"/>
+          <w:vertAlign w:val="superscript"/>
+        </w:rPr>
+        <w:t>-1</w:t>
+      </w:r>
+      <w:r>
+        <w:rPr>
+          <w:rFonts w:ascii="Times New Roman" w:hAnsi="Times New Roman" w:eastAsia="Times New Roman" w:cs="Times New Roman"/>
+        </w:rPr>
+        <w:t xml:space="preserve"> </w:t>
       </w:r>
       <w:r>
         <w:rPr>
@@ -9070,79 +9446,32 @@
         <w:rPr>
           <w:rFonts w:ascii="Times New Roman" w:hAnsi="Times New Roman" w:eastAsia="Times New Roman" w:cs="Times New Roman"/>
         </w:rPr>
-        <w:t xml:space="preserve"> 41.03% </w:t>
-      </w:r>
-      <w:r>
-        <w:rPr>
-          <w:rFonts w:hint="eastAsia" w:ascii="Times New Roman" w:hAnsi="Times New Roman" w:eastAsia="Times New Roman" w:cs="Times New Roman"/>
-        </w:rPr>
-        <w:t>O（</w:t>
-      </w:r>
-      <w:r>
-        <w:rPr>
-          <w:rFonts w:hint="eastAsia" w:ascii="Times New Roman" w:hAnsi="Times New Roman" w:eastAsia="FangSong" w:cs="Times New Roman"/>
-        </w:rPr>
-        <w:t>质量分数</w:t>
-      </w:r>
-      <w:r>
-        <w:rPr>
-          <w:rFonts w:hint="eastAsia" w:ascii="Times New Roman" w:hAnsi="Times New Roman" w:eastAsia="Times New Roman" w:cs="Times New Roman"/>
-        </w:rPr>
-        <w:t>）。</w:t>
-      </w:r>
-      <w:r>
-        <w:rPr>
-          <w:rFonts w:hint="eastAsia" w:ascii="Times New Roman" w:hAnsi="Times New Roman" w:eastAsia="FangSong" w:cs="Times New Roman"/>
-        </w:rPr>
-        <w:t>下图描述了从</w:t>
-      </w:r>
-      <w:r>
-        <w:rPr>
-          <w:rFonts w:ascii="Times New Roman" w:hAnsi="Times New Roman" w:eastAsia="Times New Roman" w:cs="Times New Roman"/>
-        </w:rPr>
-        <w:t xml:space="preserve"> A </w:t>
-      </w:r>
-      <w:r>
-        <w:rPr>
-          <w:rFonts w:hint="eastAsia" w:ascii="Times New Roman" w:hAnsi="Times New Roman" w:eastAsia="FangSong" w:cs="Times New Roman"/>
-        </w:rPr>
-        <w:t xml:space="preserve">到</w:t>
-      </w:r>
-      <w:r>
-        <w:rPr>
-          <w:rFonts w:ascii="Times New Roman" w:hAnsi="Times New Roman" w:eastAsia="Times New Roman" w:cs="Times New Roman"/>
-        </w:rPr>
-        <w:t xml:space="preserve"> H </w:t>
-      </w:r>
-      <w:r>
-        <w:rPr>
-          <w:rFonts w:hint="eastAsia" w:ascii="Times New Roman" w:hAnsi="Times New Roman" w:eastAsia="FangSong" w:cs="Times New Roman"/>
-        </w:rPr>
-        <w:t>的一系列反应</w:t>
-      </w:r>
-      <w:r>
-        <w:rPr>
-          <w:rFonts w:hint="eastAsia" w:ascii="Times New Roman" w:hAnsi="Times New Roman" w:eastAsia="Times New Roman" w:cs="Times New Roman"/>
-        </w:rPr>
-        <w:t>（△</w:t>
-      </w:r>
-      <w:r>
-        <w:rPr>
-          <w:rFonts w:hint="eastAsia" w:ascii="Times New Roman" w:hAnsi="Times New Roman" w:eastAsia="FangSong" w:cs="Times New Roman"/>
-        </w:rPr>
-        <w:t>表示加热</w:t>
-      </w:r>
-      <w:r>
-        <w:rPr>
-          <w:rFonts w:hint="eastAsia" w:ascii="Times New Roman" w:hAnsi="Times New Roman" w:eastAsia="Times New Roman" w:cs="Times New Roman"/>
-        </w:rPr>
-        <w:t>）。</w:t>
-      </w:r>
-      <w:r>
-        <w:rPr>
-          <w:rFonts w:hint="eastAsia" w:ascii="Times New Roman" w:hAnsi="Times New Roman" w:eastAsia="FangSong" w:cs="Times New Roman"/>
-        </w:rPr>
-        <w:t>箭头上方显示了必要的反应物</w:t>
+        <w:t xml:space="preserve"> 625 </w:t>
+      </w:r>
+      <w:r>
+        <w:rPr>
+          <w:rFonts w:hint="eastAsia" w:ascii="Times New Roman" w:hAnsi="Times New Roman" w:eastAsia="Times New Roman" w:cs="Times New Roman"/>
+        </w:rPr>
+        <w:t>kJ·mol</w:t>
+      </w:r>
+      <w:r>
+        <w:rPr>
+          <w:rFonts w:hint="eastAsia" w:ascii="Times New Roman" w:hAnsi="Times New Roman" w:eastAsia="Times New Roman" w:cs="Times New Roman"/>
+          <w:vertAlign w:val="superscript"/>
+        </w:rPr>
+        <w:t>-1</w:t>
+      </w:r>
+      <w:r>
+        <w:rPr>
+          <w:rFonts w:hint="eastAsia" w:ascii="Times New Roman" w:hAnsi="Times New Roman" w:eastAsia="Times New Roman" w:cs="Times New Roman"/>
+        </w:rPr>
+        <w:t>，</w:t>
+      </w:r>
+      <w:r>
+        <w:rPr>
+          <w:rFonts w:hint="eastAsia" w:ascii="Times New Roman" w:hAnsi="Times New Roman" w:eastAsia="FangSong" w:cs="Times New Roman"/>
+        </w:rPr>
+        <w:t>另一种因数值不定未给出</w:t>
       </w:r>
       <w:r>
         <w:rPr>
@@ -9152,9 +9481,91 @@
       </w:r>
       <w:r>
         <w:rPr>
-          <w:rFonts w:hint="eastAsia" w:ascii="Times New Roman" w:hAnsi="Times New Roman" w:eastAsia="FangSong" w:cs="Times New Roman"/>
-        </w:rPr>
-        <w:t>所有用一个字母标记的物质包含这种金属</w:t>
+          <w:rFonts w:ascii="Times New Roman" w:hAnsi="Times New Roman" w:eastAsia="Times New Roman" w:cs="Times New Roman"/>
+        </w:rPr>
+        <w:t xml:space="preserve"> </w:t>
+      </w:r>
+      <w:r>
+        <w:rPr>
+          <w:rFonts w:ascii="Times New Roman" w:hAnsi="Times New Roman" w:eastAsia="Times New Roman" w:cs="Times New Roman"/>
+        </w:rPr>
+        <w:t xml:space="preserve">(6) </w:t>
+      </w:r>
+      <w:r>
+        <w:rPr>
+          <w:rFonts w:hint="eastAsia" w:ascii="Times New Roman" w:hAnsi="Times New Roman" w:eastAsia="FangSong" w:cs="Times New Roman"/>
+        </w:rPr>
+        <w:t>确定每一型体的键级</w:t>
+      </w:r>
+      <w:r>
+        <w:rPr>
+          <w:rFonts w:hint="eastAsia" w:ascii="Times New Roman" w:hAnsi="Times New Roman" w:eastAsia="Times New Roman" w:cs="Times New Roman"/>
+        </w:rPr>
+        <w:t>。</w:t>
+      </w:r>
+      <w:r>
+        <w:rPr>
+          <w:rFonts w:ascii="Times New Roman" w:hAnsi="Times New Roman" w:eastAsia="Times New Roman" w:cs="Times New Roman"/>
+        </w:rPr>
+        <w:t xml:space="preserve"> </w:t>
+      </w:r>
+      <w:r>
+        <w:rPr>
+          <w:rFonts w:ascii="Times New Roman" w:hAnsi="Times New Roman" w:eastAsia="Times New Roman" w:cs="Times New Roman"/>
+        </w:rPr>
+        <w:t xml:space="preserve">(7) </w:t>
+      </w:r>
+      <w:r>
+        <w:rPr>
+          <w:rFonts w:hint="eastAsia" w:ascii="Times New Roman" w:hAnsi="Times New Roman" w:eastAsia="FangSong" w:cs="Times New Roman"/>
+        </w:rPr>
+        <w:t xml:space="preserve">指出按你设想有没有可能制备含</w:t>
+      </w:r>
+      <w:r>
+        <w:rPr>
+          <w:rFonts w:ascii="Times New Roman" w:hAnsi="Times New Roman" w:eastAsia="Times New Roman" w:cs="Times New Roman"/>
+        </w:rPr>
+        <w:t xml:space="preserve"> </w:t>
+      </w:r>
+      <m:oMath>
+        <m:sSubSup>
+          <m:e>
+            <m:r>
+              <m:rPr>
+                <m:sty m:val="p"/>
+              </m:rPr>
+              <m:t>F</m:t>
+            </m:r>
+          </m:e>
+          <m:sub>
+            <m:r>
+              <m:t>2</m:t>
+            </m:r>
+          </m:sub>
+          <m:sup>
+            <m:r>
+              <m:t>2</m:t>
+            </m:r>
+            <m:r>
+              <m:rPr>
+                <m:sty m:val="p"/>
+              </m:rPr>
+              <m:t>−</m:t>
+            </m:r>
+          </m:sup>
+        </m:sSubSup>
+      </m:oMath>
+      <w:r>
+        <w:rPr>
+          <w:rFonts w:ascii="Times New Roman" w:hAnsi="Times New Roman" w:eastAsia="Times New Roman" w:cs="Times New Roman"/>
+        </w:rPr>
+        <w:t xml:space="preserve"> </w:t>
+      </w:r>
+      <w:r>
+        <w:rPr>
+          <w:rFonts w:hint="eastAsia" w:ascii="Times New Roman" w:hAnsi="Times New Roman" w:eastAsia="FangSong" w:cs="Times New Roman"/>
+        </w:rPr>
+        <w:t>离子的化合物</w:t>
       </w:r>
       <w:r>
         <w:rPr>
@@ -9166,699 +9577,74 @@
         <w:rPr>
           <w:rFonts w:hint="eastAsia" w:ascii="Times New Roman" w:hAnsi="Times New Roman" w:eastAsia="FangSong" w:cs="Times New Roman"/>
         </w:rPr>
-        <w:t>但是所有副产物都不包含这种金属</w:t>
-      </w:r>
-      <w:r>
-        <w:rPr>
-          <w:rFonts w:hint="eastAsia" w:ascii="Times New Roman" w:hAnsi="Times New Roman" w:eastAsia="Times New Roman" w:cs="Times New Roman"/>
-        </w:rPr>
-        <w:t>（</w:t>
-      </w:r>
-      <w:r>
-        <w:rPr>
-          <w:rFonts w:hint="eastAsia" w:ascii="Times New Roman" w:hAnsi="Times New Roman" w:eastAsia="FangSong" w:cs="Times New Roman"/>
-        </w:rPr>
-        <w:t>若某物质被标为在水中溶解</w:t>
-      </w:r>
-      <w:r>
-        <w:rPr>
-          <w:rFonts w:hint="eastAsia" w:ascii="Times New Roman" w:hAnsi="Times New Roman" w:eastAsia="Times New Roman" w:cs="Times New Roman"/>
-        </w:rPr>
-        <w:t>，</w:t>
-      </w:r>
-      <w:r>
-        <w:rPr>
-          <w:rFonts w:hint="eastAsia" w:ascii="Times New Roman" w:hAnsi="Times New Roman" w:eastAsia="FangSong" w:cs="Times New Roman"/>
-        </w:rPr>
-        <w:t>那么它是离子型的</w:t>
-      </w:r>
-      <w:r>
-        <w:rPr>
-          <w:rFonts w:hint="eastAsia" w:ascii="Times New Roman" w:hAnsi="Times New Roman" w:eastAsia="Times New Roman" w:cs="Times New Roman"/>
-        </w:rPr>
-        <w:t>，</w:t>
-      </w:r>
-      <w:r>
-        <w:rPr>
-          <w:rFonts w:hint="eastAsia" w:ascii="Times New Roman" w:hAnsi="Times New Roman" w:eastAsia="FangSong" w:cs="Times New Roman"/>
-        </w:rPr>
-        <w:t>并且你只需要写出包含这种金属的离子</w:t>
-      </w:r>
-      <w:r>
-        <w:rPr>
-          <w:rFonts w:hint="eastAsia" w:ascii="Times New Roman" w:hAnsi="Times New Roman" w:eastAsia="Times New Roman" w:cs="Times New Roman"/>
-        </w:rPr>
-        <w:t>）。</w:t>
+        <w:t>理由是什么</w:t>
+      </w:r>
+      <w:r>
+        <w:rPr>
+          <w:rFonts w:hint="eastAsia" w:ascii="Times New Roman" w:hAnsi="Times New Roman" w:eastAsia="Times New Roman" w:cs="Times New Roman"/>
+        </w:rPr>
+        <w:t>？</w:t>
       </w:r>
     </w:p>
     <w:p>
       <w:pPr>
-        <w:pStyle w:val="BodyText"/>
+        <w:spacing w:before="160" w:after="80"/>
       </w:pPr>
-      <m:oMathPara>
-        <m:oMathParaPr>
-          <m:jc m:val="center"/>
-          <m:ctrlPr>
-            <w:rPr>
-              <w:sz w:val="28"/>
-              <w:szCs w:val="28"/>
-            </w:rPr>
-          </m:ctrlPr>
-        </m:oMathParaPr>
-        <m:oMath>
-          <m:m>
-            <m:mPr>
-              <m:baseJc m:val="center"/>
-              <m:plcHide m:val="on"/>
-              <m:mcs>
-                <m:mc>
-                  <m:mcPr>
-                    <m:mcJc m:val="left"/>
-                    <m:count m:val="1"/>
-                  </m:mcPr>
-                </m:mc>
-              </m:mcs>
-            </m:mPr>
-            <m:mr>
-              <m:e>
-                <m:r>
-                  <m:rPr>
-                    <m:nor/>
-                    <m:sty m:val="p"/>
-                  </m:rPr>
-                  <m:t>①△</m:t>
-                </m:r>
-              </m:e>
-            </m:mr>
-            <m:mr>
-              <m:e>
-                <m:sSub>
-                  <m:e>
-                    <m:r>
-                      <m:t>A</m:t>
-                    </m:r>
-                  </m:e>
-                  <m:sub>
-                    <m:r>
-                      <m:rPr>
-                        <m:sty m:val="p"/>
-                      </m:rPr>
-                      <m:t>(</m:t>
-                    </m:r>
-                    <m:r>
-                      <m:t>s</m:t>
-                    </m:r>
-                    <m:r>
-                      <m:rPr>
-                        <m:sty m:val="p"/>
-                      </m:rPr>
-                      <m:t>)</m:t>
-                    </m:r>
-                  </m:sub>
-                </m:sSub>
-                <m:limUpp>
-                  <m:e>
-                    <m:r>
-                      <m:rPr>
-                        <m:sty m:val="p"/>
-                      </m:rPr>
-                      <m:t>→</m:t>
-                    </m:r>
-                  </m:e>
-                  <m:lim>
-                    <m:sSub>
-                      <m:e>
-                        <m:r>
-                          <m:rPr>
-                            <m:nor/>
-                            <m:sty m:val="p"/>
-                          </m:rPr>
-                          <m:t>④H</m:t>
-                        </m:r>
-                      </m:e>
-                      <m:sub>
-                        <m:r>
-                          <m:t>2</m:t>
-                        </m:r>
-                      </m:sub>
-                    </m:sSub>
-                    <m:r>
-                      <m:rPr>
-                        <m:sty m:val="p"/>
-                      </m:rPr>
-                      <m:t>O</m:t>
-                    </m:r>
-                  </m:lim>
-                </m:limUpp>
-                <m:sSub>
-                  <m:e>
-                    <m:r>
-                      <m:t>D</m:t>
-                    </m:r>
-                  </m:e>
-                  <m:sub>
-                    <m:r>
-                      <m:rPr>
-                        <m:sty m:val="p"/>
-                      </m:rPr>
-                      <m:t>(</m:t>
-                    </m:r>
-                    <m:r>
-                      <m:t>a</m:t>
-                    </m:r>
-                    <m:r>
-                      <m:t>q</m:t>
-                    </m:r>
-                    <m:r>
-                      <m:rPr>
-                        <m:sty m:val="p"/>
-                      </m:rPr>
-                      <m:t>)</m:t>
-                    </m:r>
-                  </m:sub>
-                </m:sSub>
-                <m:limUpp>
-                  <m:e>
-                    <m:r>
-                      <m:rPr>
-                        <m:sty m:val="p"/>
-                      </m:rPr>
-                      <m:t>→</m:t>
-                    </m:r>
-                  </m:e>
-                  <m:lim>
-                    <m:sSup>
-                      <m:e>
-                        <m:r>
-                          <m:rPr>
-                            <m:nor/>
-                            <m:sty m:val="p"/>
-                          </m:rPr>
-                          <m:t>⑤H</m:t>
-                        </m:r>
-                      </m:e>
-                      <m:sup>
-                        <m:r>
-                          <m:rPr>
-                            <m:sty m:val="p"/>
-                          </m:rPr>
-                          <m:t>+</m:t>
-                        </m:r>
-                      </m:sup>
-                    </m:sSup>
-                    <m:r>
-                      <m:rPr>
-                        <m:sty m:val="p"/>
-                      </m:rPr>
-                      <m:t>/</m:t>
-                    </m:r>
-                    <m:sSub>
-                      <m:e>
-                        <m:r>
-                          <m:rPr>
-                            <m:sty m:val="p"/>
-                          </m:rPr>
-                          <m:t>H</m:t>
-                        </m:r>
-                      </m:e>
-                      <m:sub>
-                        <m:r>
-                          <m:t>2</m:t>
-                        </m:r>
-                      </m:sub>
-                    </m:sSub>
-                    <m:r>
-                      <m:rPr>
-                        <m:sty m:val="p"/>
-                      </m:rPr>
-                      <m:t>O</m:t>
-                    </m:r>
-                  </m:lim>
-                </m:limUpp>
-                <m:sSub>
-                  <m:e>
-                    <m:r>
-                      <m:t>C</m:t>
-                    </m:r>
-                  </m:e>
-                  <m:sub>
-                    <m:r>
-                      <m:rPr>
-                        <m:sty m:val="p"/>
-                      </m:rPr>
-                      <m:t>(</m:t>
-                    </m:r>
-                    <m:r>
-                      <m:t>a</m:t>
-                    </m:r>
-                    <m:r>
-                      <m:t>q</m:t>
-                    </m:r>
-                    <m:r>
-                      <m:rPr>
-                        <m:sty m:val="p"/>
-                      </m:rPr>
-                      <m:t>)</m:t>
-                    </m:r>
-                  </m:sub>
-                </m:sSub>
-                <m:limUpp>
-                  <m:e>
-                    <m:r>
-                      <m:rPr>
-                        <m:sty m:val="p"/>
-                      </m:rPr>
-                      <m:t>→</m:t>
-                    </m:r>
-                  </m:e>
-                  <m:lim>
-                    <m:sSup>
-                      <m:e>
-                        <m:r>
-                          <m:rPr>
-                            <m:nor/>
-                            <m:sty m:val="p"/>
-                          </m:rPr>
-                          <m:t>③Zn/H</m:t>
-                        </m:r>
-                      </m:e>
-                      <m:sup>
-                        <m:r>
-                          <m:rPr>
-                            <m:sty m:val="p"/>
-                          </m:rPr>
-                          <m:t>+</m:t>
-                        </m:r>
-                      </m:sup>
-                    </m:sSup>
-                  </m:lim>
-                </m:limUpp>
-              </m:e>
-            </m:mr>
-            <m:mr>
-              <m:e>
-                <m:sSub>
-                  <m:e>
-                    <m:r>
-                      <m:rPr>
-                        <m:nor/>
-                        <m:sty m:val="p"/>
-                      </m:rPr>
-                      <m:t>⑥SO</m:t>
-                    </m:r>
-                  </m:e>
-                  <m:sub>
-                    <m:r>
-                      <m:t>2</m:t>
-                    </m:r>
-                  </m:sub>
-                </m:sSub>
-                <m:r>
-                  <m:rPr>
-                    <m:sty m:val="p"/>
-                  </m:rPr>
-                  <m:t>/</m:t>
-                </m:r>
-                <m:sSup>
-                  <m:e>
-                    <m:r>
-                      <m:rPr>
-                        <m:sty m:val="p"/>
-                      </m:rPr>
-                      <m:t>H</m:t>
-                    </m:r>
-                  </m:e>
-                  <m:sup>
-                    <m:r>
-                      <m:rPr>
-                        <m:sty m:val="p"/>
-                      </m:rPr>
-                      <m:t>+</m:t>
-                    </m:r>
-                  </m:sup>
-                </m:sSup>
-              </m:e>
-            </m:mr>
-            <m:mr>
-              <m:e>
-                <m:sSub>
-                  <m:e>
-                    <m:r>
-                      <m:t>F</m:t>
-                    </m:r>
-                  </m:e>
-                  <m:sub>
-                    <m:r>
-                      <m:rPr>
-                        <m:sty m:val="p"/>
-                      </m:rPr>
-                      <m:t>(</m:t>
-                    </m:r>
-                    <m:r>
-                      <m:t>a</m:t>
-                    </m:r>
-                    <m:r>
-                      <m:t>q</m:t>
-                    </m:r>
-                    <m:r>
-                      <m:rPr>
-                        <m:sty m:val="p"/>
-                      </m:rPr>
-                      <m:t>)</m:t>
-                    </m:r>
-                  </m:sub>
-                </m:sSub>
-                <m:limUpp>
-                  <m:e>
-                    <m:r>
-                      <m:rPr>
-                        <m:sty m:val="p"/>
-                      </m:rPr>
-                      <m:t>→</m:t>
-                    </m:r>
-                  </m:e>
-                  <m:lim>
-                    <m:sSub>
-                      <m:e>
-                        <m:r>
-                          <m:rPr>
-                            <m:nor/>
-                            <m:sty m:val="p"/>
-                          </m:rPr>
-                          <m:t>⑦E</m:t>
-                        </m:r>
-                      </m:e>
-                      <m:sub>
-                        <m:r>
-                          <m:rPr>
-                            <m:sty m:val="p"/>
-                          </m:rPr>
-                          <m:t>(</m:t>
-                        </m:r>
-                        <m:r>
-                          <m:t>a</m:t>
-                        </m:r>
-                        <m:r>
-                          <m:t>q</m:t>
-                        </m:r>
-                        <m:r>
-                          <m:rPr>
-                            <m:sty m:val="p"/>
-                          </m:rPr>
-                          <m:t>)</m:t>
-                        </m:r>
-                      </m:sub>
-                    </m:sSub>
-                  </m:lim>
-                </m:limUpp>
-                <m:sSub>
-                  <m:e>
-                    <m:r>
-                      <m:t>G</m:t>
-                    </m:r>
-                  </m:e>
-                  <m:sub>
-                    <m:r>
-                      <m:rPr>
-                        <m:sty m:val="p"/>
-                      </m:rPr>
-                      <m:t>(</m:t>
-                    </m:r>
-                    <m:r>
-                      <m:t>a</m:t>
-                    </m:r>
-                    <m:r>
-                      <m:t>q</m:t>
-                    </m:r>
-                    <m:r>
-                      <m:rPr>
-                        <m:sty m:val="p"/>
-                      </m:rPr>
-                      <m:t>)</m:t>
-                    </m:r>
-                  </m:sub>
-                </m:sSub>
-                <m:limUpp>
-                  <m:e>
-                    <m:r>
-                      <m:rPr>
-                        <m:sty m:val="p"/>
-                      </m:rPr>
-                      <m:t>→</m:t>
-                    </m:r>
-                  </m:e>
-                  <m:lim>
-                    <m:sSub>
-                      <m:e>
-                        <m:r>
-                          <m:rPr>
-                            <m:nor/>
-                            <m:sty m:val="p"/>
-                          </m:rPr>
-                          <m:t>⑦F</m:t>
-                        </m:r>
-                      </m:e>
-                      <m:sub>
-                        <m:r>
-                          <m:rPr>
-                            <m:sty m:val="p"/>
-                          </m:rPr>
-                          <m:t>(</m:t>
-                        </m:r>
-                        <m:r>
-                          <m:t>a</m:t>
-                        </m:r>
-                        <m:r>
-                          <m:t>q</m:t>
-                        </m:r>
-                        <m:r>
-                          <m:rPr>
-                            <m:sty m:val="p"/>
-                          </m:rPr>
-                          <m:t>)</m:t>
-                        </m:r>
-                      </m:sub>
-                    </m:sSub>
-                  </m:lim>
-                </m:limUpp>
-                <m:sSub>
-                  <m:e>
-                    <m:r>
-                      <m:t>E</m:t>
-                    </m:r>
-                  </m:e>
-                  <m:sub>
-                    <m:r>
-                      <m:rPr>
-                        <m:sty m:val="p"/>
-                      </m:rPr>
-                      <m:t>(</m:t>
-                    </m:r>
-                    <m:r>
-                      <m:t>a</m:t>
-                    </m:r>
-                    <m:r>
-                      <m:t>q</m:t>
-                    </m:r>
-                    <m:r>
-                      <m:rPr>
-                        <m:sty m:val="p"/>
-                      </m:rPr>
-                      <m:t>)</m:t>
-                    </m:r>
-                  </m:sub>
-                </m:sSub>
-              </m:e>
-            </m:mr>
-            <m:mr>
-              <m:e>
-                <m:sSub>
-                  <m:e>
-                    <m:r>
-                      <m:t>H</m:t>
-                    </m:r>
-                  </m:e>
-                  <m:sub>
-                    <m:r>
-                      <m:rPr>
-                        <m:sty m:val="p"/>
-                      </m:rPr>
-                      <m:t>(</m:t>
-                    </m:r>
-                    <m:r>
-                      <m:t>s</m:t>
-                    </m:r>
-                    <m:r>
-                      <m:rPr>
-                        <m:sty m:val="p"/>
-                      </m:rPr>
-                      <m:t>)</m:t>
-                    </m:r>
-                  </m:sub>
-                </m:sSub>
-                <m:limUpp>
-                  <m:e>
-                    <m:r>
-                      <m:rPr>
-                        <m:sty m:val="p"/>
-                      </m:rPr>
-                      <m:t>→</m:t>
-                    </m:r>
-                  </m:e>
-                  <m:lim>
-                    <m:sSub>
-                      <m:e>
-                        <m:r>
-                          <m:rPr>
-                            <m:nor/>
-                            <m:sty m:val="p"/>
-                          </m:rPr>
-                          <m:t>⑧Cl</m:t>
-                        </m:r>
-                      </m:e>
-                      <m:sub>
-                        <m:r>
-                          <m:t>2</m:t>
-                        </m:r>
-                      </m:sub>
-                    </m:sSub>
-                  </m:lim>
-                </m:limUpp>
-                <m:sSub>
-                  <m:e>
-                    <m:r>
-                      <m:t>I</m:t>
-                    </m:r>
-                  </m:e>
-                  <m:sub>
-                    <m:r>
-                      <m:rPr>
-                        <m:sty m:val="p"/>
-                      </m:rPr>
-                      <m:t>(</m:t>
-                    </m:r>
-                    <m:r>
-                      <m:t>l</m:t>
-                    </m:r>
-                    <m:r>
-                      <m:rPr>
-                        <m:sty m:val="p"/>
-                      </m:rPr>
-                      <m:t>)</m:t>
-                    </m:r>
-                  </m:sub>
-                </m:sSub>
-                <m:limUpp>
-                  <m:e>
-                    <m:r>
-                      <m:rPr>
-                        <m:sty m:val="p"/>
-                      </m:rPr>
-                      <m:t>→</m:t>
-                    </m:r>
-                  </m:e>
-                  <m:lim>
-                    <m:r>
-                      <m:rPr>
-                        <m:nor/>
-                        <m:sty m:val="p"/>
-                      </m:rPr>
-                      <m:t>⑨△</m:t>
-                    </m:r>
-                  </m:lim>
-                </m:limUpp>
-                <m:sSub>
-                  <m:e>
-                    <m:r>
-                      <m:t>J</m:t>
-                    </m:r>
-                  </m:e>
-                  <m:sub>
-                    <m:r>
-                      <m:rPr>
-                        <m:sty m:val="p"/>
-                      </m:rPr>
-                      <m:t>(</m:t>
-                    </m:r>
-                    <m:r>
-                      <m:t>s</m:t>
-                    </m:r>
-                    <m:r>
-                      <m:rPr>
-                        <m:sty m:val="p"/>
-                      </m:rPr>
-                      <m:t>)</m:t>
-                    </m:r>
-                  </m:sub>
-                </m:sSub>
-                <m:limUpp>
-                  <m:e>
-                    <m:r>
-                      <m:rPr>
-                        <m:sty m:val="p"/>
-                      </m:rPr>
-                      <m:t>→</m:t>
-                    </m:r>
-                  </m:e>
-                  <m:lim>
-                    <m:sSub>
-                      <m:e>
-                        <m:r>
-                          <m:rPr>
-                            <m:nor/>
-                            <m:sty m:val="p"/>
-                          </m:rPr>
-                          <m:t>⑩H</m:t>
-                        </m:r>
-                      </m:e>
-                      <m:sub>
-                        <m:r>
-                          <m:t>2</m:t>
-                        </m:r>
-                      </m:sub>
-                    </m:sSub>
-                  </m:lim>
-                </m:limUpp>
-                <m:sSub>
-                  <m:e>
-                    <m:r>
-                      <m:t>K</m:t>
-                    </m:r>
-                  </m:e>
-                  <m:sub>
-                    <m:r>
-                      <m:rPr>
-                        <m:sty m:val="p"/>
-                      </m:rPr>
-                      <m:t>(</m:t>
-                    </m:r>
-                    <m:r>
-                      <m:t>s</m:t>
-                    </m:r>
-                    <m:r>
-                      <m:rPr>
-                        <m:sty m:val="p"/>
-                      </m:rPr>
-                      <m:t>)</m:t>
-                    </m:r>
-                  </m:sub>
-                </m:sSub>
-              </m:e>
-            </m:mr>
-            <m:mr>
-              <m:e>
-                <m:r>
-                  <m:rPr>
-                    <m:nor/>
-                    <m:sty m:val="p"/>
-                  </m:rPr>
-                  <m:t>I + K</m:t>
-                </m:r>
-              </m:e>
-            </m:mr>
-          </m:m>
-        </m:oMath>
-      </m:oMathPara>
+      <w:r>
+        <w:pict>
+          <v:rect style="width:0;height:1.5pt" o:hralign="center" o:hrstd="t" o:hr="t"/>
+        </w:pict>
+      </w:r>
+    </w:p>
+    <w:bookmarkEnd w:id="22"/>
+    <w:bookmarkStart w:id="23" w:name="第-9-题8-分"/>
+    <w:p>
+      <w:pPr>
+        <w:pStyle w:val="Heading3"/>
+        <w:spacing w:before="280" w:after="120"/>
+      </w:pPr>
+      <w:r>
+        <w:rPr>
+          <w:rFonts w:hint="eastAsia" w:ascii="Times New Roman" w:hAnsi="Times New Roman" w:eastAsia="SimHei" w:cs="Times New Roman"/>
+        </w:rPr>
+        <w:t xml:space="preserve">第</w:t>
+      </w:r>
+      <w:r>
+        <w:rPr>
+          <w:rFonts w:ascii="Times New Roman" w:hAnsi="Times New Roman" w:eastAsia="Times New Roman" w:cs="Times New Roman"/>
+        </w:rPr>
+        <w:t xml:space="preserve"> 9 </w:t>
+      </w:r>
+      <w:r>
+        <w:rPr>
+          <w:rFonts w:hint="eastAsia" w:ascii="Times New Roman" w:hAnsi="Times New Roman" w:eastAsia="SimHei" w:cs="Times New Roman"/>
+        </w:rPr>
+        <w:t>题</w:t>
+      </w:r>
+      <w:r>
+        <w:rPr>
+          <w:rFonts w:hint="eastAsia" w:ascii="Times New Roman" w:hAnsi="Times New Roman" w:eastAsia="Times New Roman" w:cs="Times New Roman"/>
+        </w:rPr>
+        <w:t>（8</w:t>
+      </w:r>
+      <w:r>
+        <w:rPr>
+          <w:rFonts w:ascii="Times New Roman" w:hAnsi="Times New Roman" w:eastAsia="Times New Roman" w:cs="Times New Roman"/>
+        </w:rPr>
+        <w:t xml:space="preserve"> </w:t>
+      </w:r>
+      <w:r>
+        <w:rPr>
+          <w:rFonts w:hint="eastAsia" w:ascii="Times New Roman" w:hAnsi="Times New Roman" w:eastAsia="SimHei" w:cs="Times New Roman"/>
+        </w:rPr>
+        <w:t>分</w:t>
+      </w:r>
+      <w:r>
+        <w:rPr>
+          <w:rFonts w:hint="eastAsia" w:ascii="Times New Roman" w:hAnsi="Times New Roman" w:eastAsia="Times New Roman" w:cs="Times New Roman"/>
+        </w:rPr>
+        <w:t>）</w:t>
+      </w:r>
     </w:p>
     <w:p>
       <w:pPr>
@@ -9866,47 +9652,21 @@
       </w:pPr>
       <w:r>
         <w:rPr>
-          <w:rFonts w:ascii="Times New Roman" w:hAnsi="Times New Roman" w:eastAsia="Times New Roman" w:cs="Times New Roman"/>
-          <w:b/>
-          <w:bCs/>
-        </w:rPr>
-        <w:t xml:space="preserve">7-1</w:t>
-      </w:r>
-      <w:r>
-        <w:rPr>
-          <w:rFonts w:ascii="Times New Roman" w:hAnsi="Times New Roman" w:eastAsia="Times New Roman" w:cs="Times New Roman"/>
-        </w:rPr>
-        <w:t xml:space="preserve"> </w:t>
-      </w:r>
-      <w:r>
-        <w:rPr>
-          <w:rFonts w:hint="eastAsia" w:ascii="Times New Roman" w:hAnsi="Times New Roman" w:eastAsia="FangSong" w:cs="Times New Roman"/>
-        </w:rPr>
-        <w:t xml:space="preserve">指出</w:t>
-      </w:r>
-      <w:r>
-        <w:rPr>
-          <w:rFonts w:ascii="Times New Roman" w:hAnsi="Times New Roman" w:eastAsia="Times New Roman" w:cs="Times New Roman"/>
-        </w:rPr>
-        <w:t xml:space="preserve"> A~K </w:t>
-      </w:r>
-      <w:r>
-        <w:rPr>
-          <w:rFonts w:hint="eastAsia" w:ascii="Times New Roman" w:hAnsi="Times New Roman" w:eastAsia="FangSong" w:cs="Times New Roman"/>
-        </w:rPr>
-        <w:t xml:space="preserve">为何物质并写出</w:t>
-      </w:r>
-      <w:r>
-        <w:rPr>
-          <w:rFonts w:ascii="Times New Roman" w:hAnsi="Times New Roman" w:eastAsia="Times New Roman" w:cs="Times New Roman"/>
-        </w:rPr>
-        <w:t xml:space="preserve"> 1~14 </w:t>
-      </w:r>
-      <w:r>
-        <w:rPr>
-          <w:rFonts w:hint="eastAsia" w:ascii="Times New Roman" w:hAnsi="Times New Roman" w:eastAsia="FangSong" w:cs="Times New Roman"/>
-        </w:rPr>
-        <w:t>所有方程式</w:t>
+          <w:rFonts w:hint="eastAsia" w:ascii="Times New Roman" w:hAnsi="Times New Roman" w:eastAsia="FangSong" w:cs="Times New Roman"/>
+        </w:rPr>
+        <w:t>当将氯气通入近冰点的水中时</w:t>
+      </w:r>
+      <w:r>
+        <w:rPr>
+          <w:rFonts w:hint="eastAsia" w:ascii="Times New Roman" w:hAnsi="Times New Roman" w:eastAsia="Times New Roman" w:cs="Times New Roman"/>
+        </w:rPr>
+        <w:t>，</w:t>
+      </w:r>
+      <w:r>
+        <w:rPr>
+          <w:rFonts w:hint="eastAsia" w:ascii="Times New Roman" w:hAnsi="Times New Roman" w:eastAsia="FangSong" w:cs="Times New Roman"/>
+        </w:rPr>
+        <w:t>可以观察到一种带有绿色的羽毛状固体沉淀</w:t>
       </w:r>
       <w:r>
         <w:rPr>
@@ -9914,30 +9674,35 @@
         </w:rPr>
         <w:t>。</w:t>
       </w:r>
-    </w:p>
-    <w:p>
-      <w:pPr>
-        <w:pStyle w:val="BodyText"/>
-      </w:pPr>
-      <w:r>
-        <w:rPr>
-          <w:rFonts w:ascii="Times New Roman" w:hAnsi="Times New Roman" w:eastAsia="Times New Roman" w:cs="Times New Roman"/>
-          <w:b/>
-          <w:bCs/>
-        </w:rPr>
-        <w:t xml:space="preserve">7-2</w:t>
-      </w:r>
-      <w:r>
-        <w:rPr>
-          <w:rFonts w:ascii="Times New Roman" w:hAnsi="Times New Roman" w:eastAsia="Times New Roman" w:cs="Times New Roman"/>
-        </w:rPr>
-        <w:t xml:space="preserve"> </w:t>
-      </w:r>
-      <w:r>
-        <w:rPr>
-          <w:rFonts w:hint="eastAsia" w:ascii="Times New Roman" w:hAnsi="Times New Roman" w:eastAsia="FangSong" w:cs="Times New Roman"/>
-        </w:rPr>
-        <w:t>从反应中选出氧化还原过程</w:t>
+      <w:r>
+        <w:rPr>
+          <w:rFonts w:hint="eastAsia" w:ascii="Times New Roman" w:hAnsi="Times New Roman" w:eastAsia="FangSong" w:cs="Times New Roman"/>
+        </w:rPr>
+        <w:t>其他气体</w:t>
+      </w:r>
+      <w:r>
+        <w:rPr>
+          <w:rFonts w:hint="eastAsia" w:ascii="Times New Roman" w:hAnsi="Times New Roman" w:eastAsia="Times New Roman" w:cs="Times New Roman"/>
+        </w:rPr>
+        <w:t>（</w:t>
+      </w:r>
+      <w:r>
+        <w:rPr>
+          <w:rFonts w:hint="eastAsia" w:ascii="Times New Roman" w:hAnsi="Times New Roman" w:eastAsia="FangSong" w:cs="Times New Roman"/>
+        </w:rPr>
+        <w:t>如甲烷和稀有气体</w:t>
+      </w:r>
+      <w:r>
+        <w:rPr>
+          <w:rFonts w:hint="eastAsia" w:ascii="Times New Roman" w:hAnsi="Times New Roman" w:eastAsia="Times New Roman" w:cs="Times New Roman"/>
+        </w:rPr>
+        <w:t>）</w:t>
+      </w:r>
+      <w:r>
+        <w:rPr>
+          <w:rFonts w:hint="eastAsia" w:ascii="Times New Roman" w:hAnsi="Times New Roman" w:eastAsia="FangSong" w:cs="Times New Roman"/>
+        </w:rPr>
+        <w:t>也可形成类似的沉淀物</w:t>
       </w:r>
       <w:r>
         <w:rPr>
@@ -9945,42 +9710,11 @@
         </w:rPr>
         <w:t>。</w:t>
       </w:r>
-    </w:p>
-    <w:p>
-      <w:pPr>
-        <w:pStyle w:val="BodyText"/>
-      </w:pPr>
-      <w:r>
-        <w:rPr>
-          <w:rFonts w:ascii="Times New Roman" w:hAnsi="Times New Roman" w:eastAsia="Times New Roman" w:cs="Times New Roman"/>
-          <w:b/>
-          <w:bCs/>
-        </w:rPr>
-        <w:t xml:space="preserve">7-3</w:t>
-      </w:r>
-      <w:r>
-        <w:rPr>
-          <w:rFonts w:ascii="Times New Roman" w:hAnsi="Times New Roman" w:eastAsia="Times New Roman" w:cs="Times New Roman"/>
-        </w:rPr>
-        <w:t xml:space="preserve"> </w:t>
-      </w:r>
-      <w:r>
-        <w:rPr>
-          <w:rFonts w:hint="eastAsia" w:ascii="Times New Roman" w:hAnsi="Times New Roman" w:eastAsia="FangSong" w:cs="Times New Roman"/>
-        </w:rPr>
-        <w:t xml:space="preserve">从</w:t>
-      </w:r>
-      <w:r>
-        <w:rPr>
-          <w:rFonts w:ascii="Times New Roman" w:hAnsi="Times New Roman" w:eastAsia="Times New Roman" w:cs="Times New Roman"/>
-        </w:rPr>
-        <w:t xml:space="preserve"> A~K </w:t>
-      </w:r>
-      <w:r>
-        <w:rPr>
-          <w:rFonts w:hint="eastAsia" w:ascii="Times New Roman" w:hAnsi="Times New Roman" w:eastAsia="FangSong" w:cs="Times New Roman"/>
-        </w:rPr>
-        <w:t>中选出不应含有未成对电子的化合物</w:t>
+      <w:r>
+        <w:rPr>
+          <w:rFonts w:hint="eastAsia" w:ascii="Times New Roman" w:hAnsi="Times New Roman" w:eastAsia="FangSong" w:cs="Times New Roman"/>
+        </w:rPr>
+        <w:t>这些沉淀均有相关的结构</w:t>
       </w:r>
       <w:r>
         <w:rPr>
@@ -9988,54 +9722,113 @@
         </w:rPr>
         <w:t>。</w:t>
       </w:r>
-    </w:p>
-    <w:p>
-      <w:pPr>
-        <w:pStyle w:val="BodyText"/>
-      </w:pPr>
-      <w:r>
-        <w:rPr>
-          <w:rFonts w:ascii="Times New Roman" w:hAnsi="Times New Roman" w:eastAsia="Times New Roman" w:cs="Times New Roman"/>
-          <w:b/>
-          <w:bCs/>
-        </w:rPr>
-        <w:t xml:space="preserve">7-4</w:t>
-      </w:r>
-      <w:r>
-        <w:rPr>
-          <w:rFonts w:ascii="Times New Roman" w:hAnsi="Times New Roman" w:eastAsia="Times New Roman" w:cs="Times New Roman"/>
-        </w:rPr>
-        <w:t xml:space="preserve"> </w:t>
-      </w:r>
-      <w:r>
-        <w:rPr>
-          <w:rFonts w:hint="eastAsia" w:ascii="Times New Roman" w:hAnsi="Times New Roman" w:eastAsia="FangSong" w:cs="Times New Roman"/>
-        </w:rPr>
-        <w:t xml:space="preserve">根据上图推出由</w:t>
-      </w:r>
-      <w:r>
-        <w:rPr>
-          <w:rFonts w:ascii="Times New Roman" w:hAnsi="Times New Roman" w:eastAsia="Times New Roman" w:cs="Times New Roman"/>
-        </w:rPr>
-        <w:t xml:space="preserve"> F </w:t>
-      </w:r>
-      <w:r>
-        <w:rPr>
-          <w:rFonts w:hint="eastAsia" w:ascii="Times New Roman" w:hAnsi="Times New Roman" w:eastAsia="FangSong" w:cs="Times New Roman"/>
-        </w:rPr>
-        <w:t xml:space="preserve">得到</w:t>
-      </w:r>
-      <w:r>
-        <w:rPr>
-          <w:rFonts w:ascii="Times New Roman" w:hAnsi="Times New Roman" w:eastAsia="Times New Roman" w:cs="Times New Roman"/>
-        </w:rPr>
-        <w:t xml:space="preserve"> G </w:t>
-      </w:r>
-      <w:r>
-        <w:rPr>
-          <w:rFonts w:hint="eastAsia" w:ascii="Times New Roman" w:hAnsi="Times New Roman" w:eastAsia="FangSong" w:cs="Times New Roman"/>
-        </w:rPr>
-        <w:t>的一个反应</w:t>
+      <w:r>
+        <w:rPr>
+          <w:rFonts w:ascii="Times New Roman" w:hAnsi="Times New Roman" w:eastAsia="Times New Roman" w:cs="Times New Roman"/>
+        </w:rPr>
+        <w:t xml:space="preserve"> </w:t>
+      </w:r>
+      <w:r>
+        <w:rPr>
+          <w:rFonts w:ascii="Times New Roman" w:hAnsi="Times New Roman" w:eastAsia="Times New Roman" w:cs="Times New Roman"/>
+        </w:rPr>
+        <w:t xml:space="preserve">(1) </w:t>
+      </w:r>
+      <w:r>
+        <w:rPr>
+          <w:rFonts w:hint="eastAsia" w:ascii="Times New Roman" w:hAnsi="Times New Roman" w:eastAsia="Times New Roman" w:cs="Times New Roman"/>
+        </w:rPr>
+        <w:t>1</w:t>
+      </w:r>
+      <w:r>
+        <w:rPr>
+          <w:rFonts w:hint="eastAsia" w:ascii="Times New Roman" w:hAnsi="Times New Roman" w:eastAsia="FangSong" w:cs="Times New Roman"/>
+        </w:rPr>
+        <w:t>个晶胞中有多少</w:t>
+      </w:r>
+      <w:r>
+        <w:rPr>
+          <w:rFonts w:hint="eastAsia" w:ascii="Times New Roman" w:hAnsi="Times New Roman" w:eastAsia="Times New Roman" w:cs="Times New Roman"/>
+        </w:rPr>
+        <w:t>A</w:t>
+      </w:r>
+      <w:r>
+        <w:rPr>
+          <w:rFonts w:hint="eastAsia" w:ascii="Times New Roman" w:hAnsi="Times New Roman" w:eastAsia="FangSong" w:cs="Times New Roman"/>
+        </w:rPr>
+        <w:t>型空穴</w:t>
+      </w:r>
+      <w:r>
+        <w:rPr>
+          <w:rFonts w:hint="eastAsia" w:ascii="Times New Roman" w:hAnsi="Times New Roman" w:eastAsia="Times New Roman" w:cs="Times New Roman"/>
+        </w:rPr>
+        <w:t>？</w:t>
+      </w:r>
+      <w:r>
+        <w:rPr>
+          <w:rFonts w:ascii="Times New Roman" w:hAnsi="Times New Roman" w:eastAsia="Times New Roman" w:cs="Times New Roman"/>
+        </w:rPr>
+        <w:t xml:space="preserve"> </w:t>
+      </w:r>
+      <w:r>
+        <w:rPr>
+          <w:rFonts w:ascii="Times New Roman" w:hAnsi="Times New Roman" w:eastAsia="Times New Roman" w:cs="Times New Roman"/>
+        </w:rPr>
+        <w:t xml:space="preserve">(2) </w:t>
+      </w:r>
+      <w:r>
+        <w:rPr>
+          <w:rFonts w:hint="eastAsia" w:ascii="Times New Roman" w:hAnsi="Times New Roman" w:eastAsia="FangSong" w:cs="Times New Roman"/>
+        </w:rPr>
+        <w:t xml:space="preserve">计算</w:t>
+      </w:r>
+      <w:r>
+        <w:rPr>
+          <w:rFonts w:ascii="Times New Roman" w:hAnsi="Times New Roman" w:eastAsia="Times New Roman" w:cs="Times New Roman"/>
+        </w:rPr>
+        <w:t xml:space="preserve"> 1 </w:t>
+      </w:r>
+      <w:r>
+        <w:rPr>
+          <w:rFonts w:hint="eastAsia" w:ascii="Times New Roman" w:hAnsi="Times New Roman" w:eastAsia="FangSong" w:cs="Times New Roman"/>
+        </w:rPr>
+        <w:t>个晶胞中有多少个水分子</w:t>
+      </w:r>
+      <w:r>
+        <w:rPr>
+          <w:rFonts w:hint="eastAsia" w:ascii="Times New Roman" w:hAnsi="Times New Roman" w:eastAsia="Times New Roman" w:cs="Times New Roman"/>
+        </w:rPr>
+        <w:t>。</w:t>
+      </w:r>
+      <w:r>
+        <w:rPr>
+          <w:rFonts w:ascii="Times New Roman" w:hAnsi="Times New Roman" w:eastAsia="Times New Roman" w:cs="Times New Roman"/>
+        </w:rPr>
+        <w:t xml:space="preserve"> </w:t>
+      </w:r>
+      <w:r>
+        <w:rPr>
+          <w:rFonts w:ascii="Times New Roman" w:hAnsi="Times New Roman" w:eastAsia="Times New Roman" w:cs="Times New Roman"/>
+        </w:rPr>
+        <w:t xml:space="preserve">(3) </w:t>
+      </w:r>
+      <w:r>
+        <w:rPr>
+          <w:rFonts w:hint="eastAsia" w:ascii="Times New Roman" w:hAnsi="Times New Roman" w:eastAsia="FangSong" w:cs="Times New Roman"/>
+        </w:rPr>
+        <w:t xml:space="preserve">如果所有的空穴中都含有</w:t>
+      </w:r>
+      <w:r>
+        <w:rPr>
+          <w:rFonts w:ascii="Times New Roman" w:hAnsi="Times New Roman" w:eastAsia="Times New Roman" w:cs="Times New Roman"/>
+        </w:rPr>
+        <w:t xml:space="preserve"> 1 </w:t>
+      </w:r>
+      <w:r>
+        <w:rPr>
+          <w:rFonts w:hint="eastAsia" w:ascii="Times New Roman" w:hAnsi="Times New Roman" w:eastAsia="FangSong" w:cs="Times New Roman"/>
+        </w:rPr>
+        <w:t>个客体分子</w:t>
       </w:r>
       <w:r>
         <w:rPr>
@@ -10047,50 +9840,7 @@
         <w:rPr>
           <w:rFonts w:hint="eastAsia" w:ascii="Times New Roman" w:hAnsi="Times New Roman" w:eastAsia="FangSong" w:cs="Times New Roman"/>
         </w:rPr>
-        <w:t>且不用到</w:t>
-      </w:r>
-      <w:r>
-        <w:rPr>
-          <w:rFonts w:ascii="Times New Roman" w:hAnsi="Times New Roman" w:eastAsia="Times New Roman" w:cs="Times New Roman"/>
-        </w:rPr>
-        <w:t xml:space="preserve"> E。</w:t>
-      </w:r>
-    </w:p>
-    <w:p>
-      <w:pPr>
-        <w:pStyle w:val="BodyText"/>
-      </w:pPr>
-      <w:r>
-        <w:rPr>
-          <w:rFonts w:ascii="Times New Roman" w:hAnsi="Times New Roman" w:eastAsia="Times New Roman" w:cs="Times New Roman"/>
-          <w:b/>
-          <w:bCs/>
-        </w:rPr>
-        <w:t xml:space="preserve">7-5</w:t>
-      </w:r>
-      <w:r>
-        <w:rPr>
-          <w:rFonts w:ascii="Times New Roman" w:hAnsi="Times New Roman" w:eastAsia="Times New Roman" w:cs="Times New Roman"/>
-        </w:rPr>
-        <w:t xml:space="preserve"> </w:t>
-      </w:r>
-      <w:r>
-        <w:rPr>
-          <w:rFonts w:hint="eastAsia" w:ascii="Times New Roman" w:hAnsi="Times New Roman" w:eastAsia="FangSong" w:cs="Times New Roman"/>
-        </w:rPr>
-        <w:t xml:space="preserve">化合物</w:t>
-      </w:r>
-      <w:r>
-        <w:rPr>
-          <w:rFonts w:ascii="Times New Roman" w:hAnsi="Times New Roman" w:eastAsia="Times New Roman" w:cs="Times New Roman"/>
-        </w:rPr>
-        <w:t xml:space="preserve"> B </w:t>
-      </w:r>
-      <w:r>
-        <w:rPr>
-          <w:rFonts w:hint="eastAsia" w:ascii="Times New Roman" w:hAnsi="Times New Roman" w:eastAsia="FangSong" w:cs="Times New Roman"/>
-        </w:rPr>
-        <w:t>在工业上十分重要</w:t>
+        <w:t>计算水分子数目与客体分子数目之比</w:t>
       </w:r>
       <w:r>
         <w:rPr>
@@ -10100,9 +9850,112 @@
       </w:r>
       <w:r>
         <w:rPr>
-          <w:rFonts w:hint="eastAsia" w:ascii="Times New Roman" w:hAnsi="Times New Roman" w:eastAsia="FangSong" w:cs="Times New Roman"/>
-        </w:rPr>
-        <w:t>写出一个其为必不可少的部分的反应</w:t>
+          <w:rFonts w:ascii="Times New Roman" w:hAnsi="Times New Roman" w:eastAsia="Times New Roman" w:cs="Times New Roman"/>
+        </w:rPr>
+        <w:t xml:space="preserve"> </w:t>
+      </w:r>
+      <w:r>
+        <w:rPr>
+          <w:rFonts w:ascii="Times New Roman" w:hAnsi="Times New Roman" w:eastAsia="Times New Roman" w:cs="Times New Roman"/>
+        </w:rPr>
+        <w:t xml:space="preserve">(4) </w:t>
+      </w:r>
+      <w:r>
+        <w:rPr>
+          <w:rFonts w:hint="eastAsia" w:ascii="Times New Roman" w:hAnsi="Times New Roman" w:eastAsia="FangSong" w:cs="Times New Roman"/>
+        </w:rPr>
+        <w:t xml:space="preserve">在</w:t>
+      </w:r>
+      <w:r>
+        <w:rPr>
+          <w:rFonts w:ascii="Times New Roman" w:hAnsi="Times New Roman" w:eastAsia="Times New Roman" w:cs="Times New Roman"/>
+        </w:rPr>
+        <w:t xml:space="preserve"> </w:t>
+      </w:r>
+      <w:r>
+        <w:rPr>
+          <w:rFonts w:hint="eastAsia" w:ascii="Times New Roman" w:hAnsi="Times New Roman" w:eastAsia="Times New Roman" w:cs="Times New Roman"/>
+        </w:rPr>
+        <w:t xml:space="preserve">0～10°C</w:t>
+      </w:r>
+      <w:r>
+        <w:rPr>
+          <w:rFonts w:ascii="Times New Roman" w:hAnsi="Times New Roman" w:eastAsia="Times New Roman" w:cs="Times New Roman"/>
+        </w:rPr>
+        <w:t xml:space="preserve"> </w:t>
+      </w:r>
+      <w:r>
+        <w:rPr>
+          <w:rFonts w:hint="eastAsia" w:ascii="Times New Roman" w:hAnsi="Times New Roman" w:eastAsia="FangSong" w:cs="Times New Roman"/>
+        </w:rPr>
+        <w:t xml:space="preserve">条件下形成的甲烷水合物具有</w:t>
+      </w:r>
+      <w:r>
+        <w:rPr>
+          <w:rFonts w:ascii="Times New Roman" w:hAnsi="Times New Roman" w:eastAsia="Times New Roman" w:cs="Times New Roman"/>
+        </w:rPr>
+        <w:t xml:space="preserve"> (3) </w:t>
+      </w:r>
+      <w:r>
+        <w:rPr>
+          <w:rFonts w:hint="eastAsia" w:ascii="Times New Roman" w:hAnsi="Times New Roman" w:eastAsia="FangSong" w:cs="Times New Roman"/>
+        </w:rPr>
+        <w:t>题中所述的结构</w:t>
+      </w:r>
+      <w:r>
+        <w:rPr>
+          <w:rFonts w:hint="eastAsia" w:ascii="Times New Roman" w:hAnsi="Times New Roman" w:eastAsia="Times New Roman" w:cs="Times New Roman"/>
+        </w:rPr>
+        <w:t>。</w:t>
+      </w:r>
+      <w:r>
+        <w:rPr>
+          <w:rFonts w:hint="eastAsia" w:ascii="Times New Roman" w:hAnsi="Times New Roman" w:eastAsia="FangSong" w:cs="Times New Roman"/>
+        </w:rPr>
+        <w:t>计算该包合物的密度</w:t>
+      </w:r>
+      <w:r>
+        <w:rPr>
+          <w:rFonts w:hint="eastAsia" w:ascii="Times New Roman" w:hAnsi="Times New Roman" w:eastAsia="Times New Roman" w:cs="Times New Roman"/>
+        </w:rPr>
+        <w:t>。</w:t>
+      </w:r>
+      <w:r>
+        <w:rPr>
+          <w:rFonts w:ascii="Times New Roman" w:hAnsi="Times New Roman" w:eastAsia="Times New Roman" w:cs="Times New Roman"/>
+        </w:rPr>
+        <w:t xml:space="preserve"> </w:t>
+      </w:r>
+      <w:r>
+        <w:rPr>
+          <w:rFonts w:ascii="Times New Roman" w:hAnsi="Times New Roman" w:eastAsia="Times New Roman" w:cs="Times New Roman"/>
+        </w:rPr>
+        <w:t xml:space="preserve">(5) </w:t>
+      </w:r>
+      <w:r>
+        <w:rPr>
+          <w:rFonts w:hint="eastAsia" w:ascii="Times New Roman" w:hAnsi="Times New Roman" w:eastAsia="FangSong" w:cs="Times New Roman"/>
+        </w:rPr>
+        <w:t xml:space="preserve">氯的水合物的密度为</w:t>
+      </w:r>
+      <w:r>
+        <w:rPr>
+          <w:rFonts w:ascii="Times New Roman" w:hAnsi="Times New Roman" w:eastAsia="Times New Roman" w:cs="Times New Roman"/>
+        </w:rPr>
+        <w:t xml:space="preserve"> 1.26 </w:t>
+      </w:r>
+      <w:r>
+        <w:rPr>
+          <w:rFonts w:hint="eastAsia" w:ascii="Times New Roman" w:hAnsi="Times New Roman" w:eastAsia="Times New Roman" w:cs="Times New Roman"/>
+        </w:rPr>
+        <w:t>g·cm</w:t>
+      </w:r>
+      <w:r>
+        <w:rPr>
+          <w:rFonts w:hint="eastAsia" w:ascii="Times New Roman" w:hAnsi="Times New Roman" w:eastAsia="Times New Roman" w:cs="Times New Roman"/>
+          <w:vertAlign w:val="superscript"/>
+        </w:rPr>
+        <w:t>-3</w:t>
       </w:r>
       <w:r>
         <w:rPr>
@@ -10114,239 +9967,61 @@
         <w:rPr>
           <w:rFonts w:hint="eastAsia" w:ascii="Times New Roman" w:hAnsi="Times New Roman" w:eastAsia="FangSong" w:cs="Times New Roman"/>
         </w:rPr>
-        <w:t>它在该反应中起到什么作用</w:t>
-      </w:r>
-      <w:r>
-        <w:rPr>
-          <w:rFonts w:hint="eastAsia" w:ascii="Times New Roman" w:hAnsi="Times New Roman" w:eastAsia="Times New Roman" w:cs="Times New Roman"/>
-        </w:rPr>
-        <w:t>？</w:t>
-      </w:r>
-    </w:p>
-    <w:p>
-      <w:pPr>
-        <w:pStyle w:val="BodyText"/>
-      </w:pPr>
-      <w:r>
-        <w:rPr>
-          <w:rFonts w:ascii="Times New Roman" w:hAnsi="Times New Roman" w:eastAsia="Times New Roman" w:cs="Times New Roman"/>
-          <w:b/>
-          <w:bCs/>
-        </w:rPr>
-        <w:t xml:space="preserve">7-6</w:t>
-      </w:r>
-      <w:r>
-        <w:rPr>
-          <w:rFonts w:ascii="Times New Roman" w:hAnsi="Times New Roman" w:eastAsia="Times New Roman" w:cs="Times New Roman"/>
-        </w:rPr>
-        <w:t xml:space="preserve"> </w:t>
-      </w:r>
-      <w:r>
-        <w:rPr>
-          <w:rFonts w:hint="eastAsia" w:ascii="Times New Roman" w:hAnsi="Times New Roman" w:eastAsia="FangSong" w:cs="Times New Roman"/>
-        </w:rPr>
-        <w:t xml:space="preserve">如果在反应</w:t>
-      </w:r>
-      <w:r>
-        <w:rPr>
-          <w:rFonts w:ascii="Times New Roman" w:hAnsi="Times New Roman" w:eastAsia="Times New Roman" w:cs="Times New Roman"/>
-        </w:rPr>
-        <w:t xml:space="preserve"> 8 </w:t>
-      </w:r>
-      <w:r>
-        <w:rPr>
-          <w:rFonts w:hint="eastAsia" w:ascii="Times New Roman" w:hAnsi="Times New Roman" w:eastAsia="FangSong" w:cs="Times New Roman"/>
-        </w:rPr>
-        <w:t xml:space="preserve">中所使用的氯气包含</w:t>
-      </w:r>
-      <w:r>
-        <w:rPr>
-          <w:rFonts w:ascii="Times New Roman" w:hAnsi="Times New Roman" w:eastAsia="Times New Roman" w:cs="Times New Roman"/>
-        </w:rPr>
-        <w:t xml:space="preserve"> 99%</w:t>
-      </w:r>
-      <w:r>
-        <w:rPr>
-          <w:rFonts w:ascii="Times New Roman" w:hAnsi="Times New Roman" w:eastAsia="Times New Roman" w:cs="Times New Roman"/>
-        </w:rPr>
-        <w:t xml:space="preserve"> </w:t>
-      </w:r>
-      <m:oMath>
-        <m:sSup>
-          <m:e>
-            <m:r>
-              <m:t>​</m:t>
-            </m:r>
-          </m:e>
-          <m:sup>
-            <m:r>
-              <m:t>37</m:t>
-            </m:r>
-          </m:sup>
-        </m:sSup>
-      </m:oMath>
-      <w:r>
-        <w:rPr>
-          <w:rFonts w:ascii="Times New Roman" w:hAnsi="Times New Roman" w:eastAsia="Times New Roman" w:cs="Times New Roman"/>
-        </w:rPr>
-        <w:t xml:space="preserve">Cl </w:t>
-      </w:r>
-      <w:r>
-        <w:rPr>
-          <w:rFonts w:hint="eastAsia" w:ascii="Times New Roman" w:hAnsi="Times New Roman" w:eastAsia="FangSong" w:cs="Times New Roman"/>
-        </w:rPr>
-        <w:t xml:space="preserve">和</w:t>
-      </w:r>
-      <w:r>
-        <w:rPr>
-          <w:rFonts w:ascii="Times New Roman" w:hAnsi="Times New Roman" w:eastAsia="Times New Roman" w:cs="Times New Roman"/>
-        </w:rPr>
-        <w:t xml:space="preserve"> 1%</w:t>
-      </w:r>
-      <w:r>
-        <w:rPr>
-          <w:rFonts w:ascii="Times New Roman" w:hAnsi="Times New Roman" w:eastAsia="Times New Roman" w:cs="Times New Roman"/>
-        </w:rPr>
-        <w:t xml:space="preserve"> </w:t>
-      </w:r>
-      <m:oMath>
-        <m:sSup>
-          <m:e>
-            <m:r>
-              <m:t>​</m:t>
-            </m:r>
-          </m:e>
-          <m:sup>
-            <m:r>
-              <m:t>35</m:t>
-            </m:r>
-          </m:sup>
-        </m:sSup>
-      </m:oMath>
-      <w:r>
-        <w:rPr>
-          <w:rFonts w:hint="eastAsia" w:ascii="Times New Roman" w:hAnsi="Times New Roman" w:eastAsia="Times New Roman" w:cs="Times New Roman"/>
-        </w:rPr>
-        <w:t>Cl，</w:t>
-      </w:r>
-      <w:r>
-        <w:rPr>
-          <w:rFonts w:hint="eastAsia" w:ascii="Times New Roman" w:hAnsi="Times New Roman" w:eastAsia="FangSong" w:cs="Times New Roman"/>
-        </w:rPr>
-        <w:t>那么产物</w:t>
-      </w:r>
-      <w:r>
-        <w:rPr>
-          <w:rFonts w:ascii="Times New Roman" w:hAnsi="Times New Roman" w:eastAsia="Times New Roman" w:cs="Times New Roman"/>
-        </w:rPr>
-        <w:t xml:space="preserve"> I </w:t>
-      </w:r>
-      <w:r>
-        <w:rPr>
-          <w:rFonts w:hint="eastAsia" w:ascii="Times New Roman" w:hAnsi="Times New Roman" w:eastAsia="FangSong" w:cs="Times New Roman"/>
-        </w:rPr>
-        <w:t xml:space="preserve">包含多少百分比的</w:t>
-      </w:r>
-      <w:r>
-        <w:rPr>
-          <w:rFonts w:ascii="Times New Roman" w:hAnsi="Times New Roman" w:eastAsia="Times New Roman" w:cs="Times New Roman"/>
-        </w:rPr>
-        <w:t xml:space="preserve"> </w:t>
-      </w:r>
-      <m:oMath>
-        <m:sSup>
-          <m:e>
-            <m:r>
-              <m:t>​</m:t>
-            </m:r>
-          </m:e>
-          <m:sup>
-            <m:r>
-              <m:t>35</m:t>
-            </m:r>
-          </m:sup>
-        </m:sSup>
-      </m:oMath>
-      <w:r>
-        <w:rPr>
-          <w:rFonts w:hint="eastAsia" w:ascii="Times New Roman" w:hAnsi="Times New Roman" w:eastAsia="Times New Roman" w:cs="Times New Roman"/>
-        </w:rPr>
-        <w:t xml:space="preserve">Cl？</w:t>
-      </w:r>
-    </w:p>
-    <w:p>
-      <w:pPr>
-        <w:pStyle w:val="BodyText"/>
-      </w:pPr>
-      <w:r>
-        <w:rPr>
-          <w:rFonts w:ascii="Times New Roman" w:hAnsi="Times New Roman" w:eastAsia="Times New Roman" w:cs="Times New Roman"/>
-          <w:b/>
-          <w:bCs/>
-        </w:rPr>
-        <w:t xml:space="preserve">7-7</w:t>
-      </w:r>
-      <w:r>
-        <w:rPr>
-          <w:rFonts w:ascii="Times New Roman" w:hAnsi="Times New Roman" w:eastAsia="Times New Roman" w:cs="Times New Roman"/>
-        </w:rPr>
-        <w:t xml:space="preserve"> </w:t>
-      </w:r>
-      <w:r>
-        <w:rPr>
-          <w:rFonts w:hint="eastAsia" w:ascii="Times New Roman" w:hAnsi="Times New Roman" w:eastAsia="FangSong" w:cs="Times New Roman"/>
-        </w:rPr>
-        <w:t xml:space="preserve">由样品</w:t>
-      </w:r>
-      <w:r>
-        <w:rPr>
-          <w:rFonts w:ascii="Times New Roman" w:hAnsi="Times New Roman" w:eastAsia="Times New Roman" w:cs="Times New Roman"/>
-        </w:rPr>
-        <w:t xml:space="preserve"> I </w:t>
-      </w:r>
-      <w:r>
-        <w:rPr>
-          <w:rFonts w:hint="eastAsia" w:ascii="Times New Roman" w:hAnsi="Times New Roman" w:eastAsia="FangSong" w:cs="Times New Roman"/>
-        </w:rPr>
-        <w:t xml:space="preserve">生成的</w:t>
-      </w:r>
-      <w:r>
-        <w:rPr>
-          <w:rFonts w:ascii="Times New Roman" w:hAnsi="Times New Roman" w:eastAsia="Times New Roman" w:cs="Times New Roman"/>
-        </w:rPr>
-        <w:t xml:space="preserve"> J </w:t>
-      </w:r>
-      <w:r>
-        <w:rPr>
-          <w:rFonts w:hint="eastAsia" w:ascii="Times New Roman" w:hAnsi="Times New Roman" w:eastAsia="FangSong" w:cs="Times New Roman"/>
-        </w:rPr>
-        <w:t xml:space="preserve">包含多少百分比的</w:t>
-      </w:r>
-      <w:r>
-        <w:rPr>
-          <w:rFonts w:ascii="Times New Roman" w:hAnsi="Times New Roman" w:eastAsia="Times New Roman" w:cs="Times New Roman"/>
-        </w:rPr>
-        <w:t xml:space="preserve"> </w:t>
-      </w:r>
-      <m:oMath>
-        <m:sSup>
-          <m:e>
-            <m:r>
-              <m:t>​</m:t>
-            </m:r>
-          </m:e>
-          <m:sup>
-            <m:r>
-              <m:t>35</m:t>
-            </m:r>
-          </m:sup>
-        </m:sSup>
-      </m:oMath>
-      <w:r>
-        <w:rPr>
-          <w:rFonts w:hint="eastAsia" w:ascii="Times New Roman" w:hAnsi="Times New Roman" w:eastAsia="Times New Roman" w:cs="Times New Roman"/>
-        </w:rPr>
-        <w:t xml:space="preserve">Cl？</w:t>
+        <w:t>计算该晶体中水分子数目与客体分子数目之比</w:t>
+      </w:r>
+      <w:r>
+        <w:rPr>
+          <w:rFonts w:hint="eastAsia" w:ascii="Times New Roman" w:hAnsi="Times New Roman" w:eastAsia="Times New Roman" w:cs="Times New Roman"/>
+        </w:rPr>
+        <w:t>。</w:t>
+      </w:r>
+      <w:r>
+        <w:rPr>
+          <w:rFonts w:ascii="Times New Roman" w:hAnsi="Times New Roman" w:eastAsia="Times New Roman" w:cs="Times New Roman"/>
+        </w:rPr>
+        <w:t xml:space="preserve"> </w:t>
+      </w:r>
+      <w:r>
+        <w:rPr>
+          <w:rFonts w:ascii="Times New Roman" w:hAnsi="Times New Roman" w:eastAsia="Times New Roman" w:cs="Times New Roman"/>
+        </w:rPr>
+        <w:t xml:space="preserve">(6) </w:t>
+      </w:r>
+      <w:r>
+        <w:rPr>
+          <w:rFonts w:hint="eastAsia" w:ascii="Times New Roman" w:hAnsi="Times New Roman" w:eastAsia="FangSong" w:cs="Times New Roman"/>
+        </w:rPr>
+        <w:t>以这些原子的共价半径和非键半径为基础</w:t>
+      </w:r>
+      <w:r>
+        <w:rPr>
+          <w:rFonts w:hint="eastAsia" w:ascii="Times New Roman" w:hAnsi="Times New Roman" w:eastAsia="Times New Roman" w:cs="Times New Roman"/>
+        </w:rPr>
+        <w:t>，</w:t>
+      </w:r>
+      <w:r>
+        <w:rPr>
+          <w:rFonts w:hint="eastAsia" w:ascii="Times New Roman" w:hAnsi="Times New Roman" w:eastAsia="FangSong" w:cs="Times New Roman"/>
+        </w:rPr>
+        <w:t>估算可能存在的空穴的平均半径的下限和上限</w:t>
+      </w:r>
+      <w:r>
+        <w:rPr>
+          <w:rFonts w:hint="eastAsia" w:ascii="Times New Roman" w:hAnsi="Times New Roman" w:eastAsia="Times New Roman" w:cs="Times New Roman"/>
+        </w:rPr>
+        <w:t>。</w:t>
+      </w:r>
+      <w:r>
+        <w:rPr>
+          <w:rFonts w:hint="eastAsia" w:ascii="Times New Roman" w:hAnsi="Times New Roman" w:eastAsia="FangSong" w:cs="Times New Roman"/>
+        </w:rPr>
+        <w:t>给出原因</w:t>
+      </w:r>
+      <w:r>
+        <w:rPr>
+          <w:rFonts w:hint="eastAsia" w:ascii="Times New Roman" w:hAnsi="Times New Roman" w:eastAsia="Times New Roman" w:cs="Times New Roman"/>
+        </w:rPr>
+        <w:t>。</w:t>
       </w:r>
     </w:p>
     <w:p>
@@ -10359,1084 +10034,8 @@
         </w:pict>
       </w:r>
     </w:p>
-    <w:bookmarkEnd w:id="21"/>
-    <w:bookmarkEnd w:id="22"/>
-    <w:bookmarkStart w:id="37" w:name="第二部分-结构化学第-812-题共-44-分"/>
-    <w:p>
-      <w:pPr>
-        <w:pStyle w:val="Heading2"/>
-        <w:spacing w:before="280" w:after="120"/>
-      </w:pPr>
-      <w:r>
-        <w:rPr>
-          <w:rFonts w:hint="eastAsia" w:ascii="Times New Roman" w:hAnsi="Times New Roman" w:eastAsia="SimHei" w:cs="Times New Roman"/>
-        </w:rPr>
-        <w:t xml:space="preserve">第二部分</w:t>
-      </w:r>
-      <w:r>
-        <w:rPr>
-          <w:rFonts w:ascii="Times New Roman" w:hAnsi="Times New Roman" w:eastAsia="Times New Roman" w:cs="Times New Roman"/>
-        </w:rPr>
-        <w:t xml:space="preserve">　</w:t>
-      </w:r>
-      <w:r>
-        <w:rPr>
-          <w:rFonts w:hint="eastAsia" w:ascii="Times New Roman" w:hAnsi="Times New Roman" w:eastAsia="SimHei" w:cs="Times New Roman"/>
-        </w:rPr>
-        <w:t>结构化学</w:t>
-      </w:r>
-      <w:r>
-        <w:rPr>
-          <w:rFonts w:hint="eastAsia" w:ascii="Times New Roman" w:hAnsi="Times New Roman" w:eastAsia="Times New Roman" w:cs="Times New Roman"/>
-        </w:rPr>
-        <w:t>（</w:t>
-      </w:r>
-      <w:r>
-        <w:rPr>
-          <w:rFonts w:hint="eastAsia" w:ascii="Times New Roman" w:hAnsi="Times New Roman" w:eastAsia="SimHei" w:cs="Times New Roman"/>
-        </w:rPr>
-        <w:t>第</w:t>
-      </w:r>
-      <w:r>
-        <w:rPr>
-          <w:rFonts w:ascii="Times New Roman" w:hAnsi="Times New Roman" w:eastAsia="Times New Roman" w:cs="Times New Roman"/>
-        </w:rPr>
-        <w:t xml:space="preserve"> 8–12 </w:t>
-      </w:r>
-      <w:r>
-        <w:rPr>
-          <w:rFonts w:hint="eastAsia" w:ascii="Times New Roman" w:hAnsi="Times New Roman" w:eastAsia="SimHei" w:cs="Times New Roman"/>
-        </w:rPr>
-        <w:t>题</w:t>
-      </w:r>
-      <w:r>
-        <w:rPr>
-          <w:rFonts w:hint="eastAsia" w:ascii="Times New Roman" w:hAnsi="Times New Roman" w:eastAsia="Times New Roman" w:cs="Times New Roman"/>
-        </w:rPr>
-        <w:t>，</w:t>
-      </w:r>
-      <w:r>
-        <w:rPr>
-          <w:rFonts w:hint="eastAsia" w:ascii="Times New Roman" w:hAnsi="Times New Roman" w:eastAsia="SimHei" w:cs="Times New Roman"/>
-        </w:rPr>
-        <w:t>共</w:t>
-      </w:r>
-      <w:r>
-        <w:rPr>
-          <w:rFonts w:ascii="Times New Roman" w:hAnsi="Times New Roman" w:eastAsia="Times New Roman" w:cs="Times New Roman"/>
-        </w:rPr>
-        <w:t xml:space="preserve"> 44 </w:t>
-      </w:r>
-      <w:r>
-        <w:rPr>
-          <w:rFonts w:hint="eastAsia" w:ascii="Times New Roman" w:hAnsi="Times New Roman" w:eastAsia="SimHei" w:cs="Times New Roman"/>
-        </w:rPr>
-        <w:t>分</w:t>
-      </w:r>
-      <w:r>
-        <w:rPr>
-          <w:rFonts w:hint="eastAsia" w:ascii="Times New Roman" w:hAnsi="Times New Roman" w:eastAsia="Times New Roman" w:cs="Times New Roman"/>
-        </w:rPr>
-        <w:t>）</w:t>
-      </w:r>
-    </w:p>
-    <w:bookmarkStart w:id="23" w:name="第-8-题8-分"/>
-    <w:p>
-      <w:pPr>
-        <w:pStyle w:val="Heading3"/>
-        <w:spacing w:before="280" w:after="120"/>
-      </w:pPr>
-      <w:r>
-        <w:rPr>
-          <w:rFonts w:hint="eastAsia" w:ascii="Times New Roman" w:hAnsi="Times New Roman" w:eastAsia="SimHei" w:cs="Times New Roman"/>
-        </w:rPr>
-        <w:t xml:space="preserve">第</w:t>
-      </w:r>
-      <w:r>
-        <w:rPr>
-          <w:rFonts w:ascii="Times New Roman" w:hAnsi="Times New Roman" w:eastAsia="Times New Roman" w:cs="Times New Roman"/>
-        </w:rPr>
-        <w:t xml:space="preserve"> 8 </w:t>
-      </w:r>
-      <w:r>
-        <w:rPr>
-          <w:rFonts w:hint="eastAsia" w:ascii="Times New Roman" w:hAnsi="Times New Roman" w:eastAsia="SimHei" w:cs="Times New Roman"/>
-        </w:rPr>
-        <w:t>题</w:t>
-      </w:r>
-      <w:r>
-        <w:rPr>
-          <w:rFonts w:hint="eastAsia" w:ascii="Times New Roman" w:hAnsi="Times New Roman" w:eastAsia="Times New Roman" w:cs="Times New Roman"/>
-        </w:rPr>
-        <w:t>（8</w:t>
-      </w:r>
-      <w:r>
-        <w:rPr>
-          <w:rFonts w:ascii="Times New Roman" w:hAnsi="Times New Roman" w:eastAsia="Times New Roman" w:cs="Times New Roman"/>
-        </w:rPr>
-        <w:t xml:space="preserve"> </w:t>
-      </w:r>
-      <w:r>
-        <w:rPr>
-          <w:rFonts w:hint="eastAsia" w:ascii="Times New Roman" w:hAnsi="Times New Roman" w:eastAsia="SimHei" w:cs="Times New Roman"/>
-        </w:rPr>
-        <w:t>分</w:t>
-      </w:r>
-      <w:r>
-        <w:rPr>
-          <w:rFonts w:hint="eastAsia" w:ascii="Times New Roman" w:hAnsi="Times New Roman" w:eastAsia="Times New Roman" w:cs="Times New Roman"/>
-        </w:rPr>
-        <w:t>）</w:t>
-      </w:r>
-    </w:p>
-    <w:p>
-      <w:pPr>
-        <w:pStyle w:val="FirstParagraph"/>
-      </w:pPr>
-      <w:r>
-        <w:rPr>
-          <w:rFonts w:hint="eastAsia" w:ascii="Times New Roman" w:hAnsi="Times New Roman" w:eastAsia="FangSong" w:cs="Times New Roman"/>
-        </w:rPr>
-        <w:t xml:space="preserve">制备含</w:t>
-      </w:r>
-      <w:r>
-        <w:rPr>
-          <w:rFonts w:ascii="Times New Roman" w:hAnsi="Times New Roman" w:eastAsia="Times New Roman" w:cs="Times New Roman"/>
-        </w:rPr>
-        <w:t xml:space="preserve"> </w:t>
-      </w:r>
-      <m:oMath>
-        <m:sSubSup>
-          <m:e>
-            <m:r>
-              <m:rPr>
-                <m:sty m:val="p"/>
-              </m:rPr>
-              <m:t>O</m:t>
-            </m:r>
-          </m:e>
-          <m:sub>
-            <m:r>
-              <m:t>2</m:t>
-            </m:r>
-          </m:sub>
-          <m:sup>
-            <m:r>
-              <m:rPr>
-                <m:sty m:val="p"/>
-              </m:rPr>
-              <m:t>−</m:t>
-            </m:r>
-          </m:sup>
-        </m:sSubSup>
-      </m:oMath>
-      <w:r>
-        <w:rPr>
-          <w:rFonts w:ascii="Times New Roman" w:hAnsi="Times New Roman" w:eastAsia="Times New Roman" w:cs="Times New Roman"/>
-        </w:rPr>
-        <w:t xml:space="preserve">、</w:t>
-      </w:r>
-      <m:oMath>
-        <m:sSubSup>
-          <m:e>
-            <m:r>
-              <m:rPr>
-                <m:sty m:val="p"/>
-              </m:rPr>
-              <m:t>O</m:t>
-            </m:r>
-          </m:e>
-          <m:sub>
-            <m:r>
-              <m:t>2</m:t>
-            </m:r>
-          </m:sub>
-          <m:sup>
-            <m:r>
-              <m:t>2</m:t>
-            </m:r>
-            <m:r>
-              <m:rPr>
-                <m:sty m:val="p"/>
-              </m:rPr>
-              <m:t>−</m:t>
-            </m:r>
-          </m:sup>
-        </m:sSubSup>
-      </m:oMath>
-      <w:r>
-        <w:rPr>
-          <w:rFonts w:ascii="Times New Roman" w:hAnsi="Times New Roman" w:eastAsia="Times New Roman" w:cs="Times New Roman"/>
-        </w:rPr>
-        <w:t xml:space="preserve"> </w:t>
-      </w:r>
-      <w:r>
-        <w:rPr>
-          <w:rFonts w:hint="eastAsia" w:ascii="Times New Roman" w:hAnsi="Times New Roman" w:eastAsia="FangSong" w:cs="Times New Roman"/>
-        </w:rPr>
-        <w:t xml:space="preserve">甚至</w:t>
-      </w:r>
-      <w:r>
-        <w:rPr>
-          <w:rFonts w:ascii="Times New Roman" w:hAnsi="Times New Roman" w:eastAsia="Times New Roman" w:cs="Times New Roman"/>
-        </w:rPr>
-        <w:t xml:space="preserve"> </w:t>
-      </w:r>
-      <m:oMath>
-        <m:sSubSup>
-          <m:e>
-            <m:r>
-              <m:rPr>
-                <m:sty m:val="p"/>
-              </m:rPr>
-              <m:t>O</m:t>
-            </m:r>
-          </m:e>
-          <m:sub>
-            <m:r>
-              <m:t>2</m:t>
-            </m:r>
-          </m:sub>
-          <m:sup>
-            <m:r>
-              <m:rPr>
-                <m:sty m:val="p"/>
-              </m:rPr>
-              <m:t>+</m:t>
-            </m:r>
-          </m:sup>
-        </m:sSubSup>
-      </m:oMath>
-      <w:r>
-        <w:rPr>
-          <w:rFonts w:ascii="Times New Roman" w:hAnsi="Times New Roman" w:eastAsia="Times New Roman" w:cs="Times New Roman"/>
-        </w:rPr>
-        <w:t xml:space="preserve"> </w:t>
-      </w:r>
-      <w:r>
-        <w:rPr>
-          <w:rFonts w:hint="eastAsia" w:ascii="Times New Roman" w:hAnsi="Times New Roman" w:eastAsia="FangSong" w:cs="Times New Roman"/>
-        </w:rPr>
-        <w:t>的化合物是可能的</w:t>
-      </w:r>
-      <w:r>
-        <w:rPr>
-          <w:rFonts w:hint="eastAsia" w:ascii="Times New Roman" w:hAnsi="Times New Roman" w:eastAsia="Times New Roman" w:cs="Times New Roman"/>
-        </w:rPr>
-        <w:t>。</w:t>
-      </w:r>
-      <w:r>
-        <w:rPr>
-          <w:rFonts w:ascii="Times New Roman" w:hAnsi="Times New Roman" w:eastAsia="Times New Roman" w:cs="Times New Roman"/>
-        </w:rPr>
-        <w:t xml:space="preserve"> </w:t>
-      </w:r>
-      <w:r>
-        <w:rPr>
-          <w:rFonts w:ascii="Times New Roman" w:hAnsi="Times New Roman" w:eastAsia="Times New Roman" w:cs="Times New Roman"/>
-        </w:rPr>
-        <w:t xml:space="preserve">(1) </w:t>
-      </w:r>
-      <w:r>
-        <w:rPr>
-          <w:rFonts w:hint="eastAsia" w:ascii="Times New Roman" w:hAnsi="Times New Roman" w:eastAsia="FangSong" w:cs="Times New Roman"/>
-        </w:rPr>
-        <w:t>明确指出上述反应中哪些相当于氧分子的氧化</w:t>
-      </w:r>
-      <w:r>
-        <w:rPr>
-          <w:rFonts w:hint="eastAsia" w:ascii="Times New Roman" w:hAnsi="Times New Roman" w:eastAsia="Times New Roman" w:cs="Times New Roman"/>
-        </w:rPr>
-        <w:t>，</w:t>
-      </w:r>
-      <w:r>
-        <w:rPr>
-          <w:rFonts w:hint="eastAsia" w:ascii="Times New Roman" w:hAnsi="Times New Roman" w:eastAsia="FangSong" w:cs="Times New Roman"/>
-        </w:rPr>
-        <w:t>哪些相当于还原</w:t>
-      </w:r>
-      <w:r>
-        <w:rPr>
-          <w:rFonts w:hint="eastAsia" w:ascii="Times New Roman" w:hAnsi="Times New Roman" w:eastAsia="Times New Roman" w:cs="Times New Roman"/>
-        </w:rPr>
-        <w:t>。</w:t>
-      </w:r>
-      <w:r>
-        <w:rPr>
-          <w:rFonts w:ascii="Times New Roman" w:hAnsi="Times New Roman" w:eastAsia="Times New Roman" w:cs="Times New Roman"/>
-        </w:rPr>
-        <w:t xml:space="preserve"> </w:t>
-      </w:r>
-      <w:r>
-        <w:rPr>
-          <w:rFonts w:ascii="Times New Roman" w:hAnsi="Times New Roman" w:eastAsia="Times New Roman" w:cs="Times New Roman"/>
-        </w:rPr>
-        <w:t xml:space="preserve">(2) </w:t>
-      </w:r>
-      <w:r>
-        <w:rPr>
-          <w:rFonts w:hint="eastAsia" w:ascii="Times New Roman" w:hAnsi="Times New Roman" w:eastAsia="FangSong" w:cs="Times New Roman"/>
-        </w:rPr>
-        <w:t>对上述每一种离子给出含该离子的一种化合物的化学式</w:t>
-      </w:r>
-      <w:r>
-        <w:rPr>
-          <w:rFonts w:hint="eastAsia" w:ascii="Times New Roman" w:hAnsi="Times New Roman" w:eastAsia="Times New Roman" w:cs="Times New Roman"/>
-        </w:rPr>
-        <w:t>。</w:t>
-      </w:r>
-      <w:r>
-        <w:rPr>
-          <w:rFonts w:ascii="Times New Roman" w:hAnsi="Times New Roman" w:eastAsia="Times New Roman" w:cs="Times New Roman"/>
-        </w:rPr>
-        <w:t xml:space="preserve"> </w:t>
-      </w:r>
-      <w:r>
-        <w:rPr>
-          <w:rFonts w:ascii="Times New Roman" w:hAnsi="Times New Roman" w:eastAsia="Times New Roman" w:cs="Times New Roman"/>
-        </w:rPr>
-        <w:t xml:space="preserve">(3) </w:t>
-      </w:r>
-      <w:r>
-        <w:rPr>
-          <w:rFonts w:hint="eastAsia" w:ascii="Times New Roman" w:hAnsi="Times New Roman" w:eastAsia="FangSong" w:cs="Times New Roman"/>
-        </w:rPr>
-        <w:t>已知在上述型体中有一种是反磁的</w:t>
-      </w:r>
-      <w:r>
-        <w:rPr>
-          <w:rFonts w:hint="eastAsia" w:ascii="Times New Roman" w:hAnsi="Times New Roman" w:eastAsia="Times New Roman" w:cs="Times New Roman"/>
-        </w:rPr>
-        <w:t>，</w:t>
-      </w:r>
-      <w:r>
-        <w:rPr>
-          <w:rFonts w:hint="eastAsia" w:ascii="Times New Roman" w:hAnsi="Times New Roman" w:eastAsia="FangSong" w:cs="Times New Roman"/>
-        </w:rPr>
-        <w:t>指出是哪一种</w:t>
-      </w:r>
-      <w:r>
-        <w:rPr>
-          <w:rFonts w:hint="eastAsia" w:ascii="Times New Roman" w:hAnsi="Times New Roman" w:eastAsia="Times New Roman" w:cs="Times New Roman"/>
-        </w:rPr>
-        <w:t>。</w:t>
-      </w:r>
-      <w:r>
-        <w:rPr>
-          <w:rFonts w:ascii="Times New Roman" w:hAnsi="Times New Roman" w:eastAsia="Times New Roman" w:cs="Times New Roman"/>
-        </w:rPr>
-        <w:t xml:space="preserve"> </w:t>
-      </w:r>
-      <w:r>
-        <w:rPr>
-          <w:rFonts w:ascii="Times New Roman" w:hAnsi="Times New Roman" w:eastAsia="Times New Roman" w:cs="Times New Roman"/>
-        </w:rPr>
-        <w:t xml:space="preserve">(4) </w:t>
-      </w:r>
-      <w:r>
-        <w:rPr>
-          <w:rFonts w:hint="eastAsia" w:ascii="Times New Roman" w:hAnsi="Times New Roman" w:eastAsia="FangSong" w:cs="Times New Roman"/>
-        </w:rPr>
-        <w:t xml:space="preserve">已知上述四种型体中</w:t>
-      </w:r>
-      <w:r>
-        <w:rPr>
-          <w:rFonts w:ascii="Times New Roman" w:hAnsi="Times New Roman" w:eastAsia="Times New Roman" w:cs="Times New Roman"/>
-        </w:rPr>
-        <w:t xml:space="preserve"> O—O </w:t>
-      </w:r>
-      <w:r>
-        <w:rPr>
-          <w:rFonts w:hint="eastAsia" w:ascii="Times New Roman" w:hAnsi="Times New Roman" w:eastAsia="FangSong" w:cs="Times New Roman"/>
-        </w:rPr>
-        <w:t xml:space="preserve">原子间的距离为</w:t>
-      </w:r>
-      <w:r>
-        <w:rPr>
-          <w:rFonts w:ascii="Times New Roman" w:hAnsi="Times New Roman" w:eastAsia="Times New Roman" w:cs="Times New Roman"/>
-        </w:rPr>
-        <w:t xml:space="preserve"> 112pm、121pm、132pm </w:t>
-      </w:r>
-      <w:r>
-        <w:rPr>
-          <w:rFonts w:hint="eastAsia" w:ascii="Times New Roman" w:hAnsi="Times New Roman" w:eastAsia="FangSong" w:cs="Times New Roman"/>
-        </w:rPr>
-        <w:t xml:space="preserve">和大约</w:t>
-      </w:r>
-      <w:r>
-        <w:rPr>
-          <w:rFonts w:ascii="Times New Roman" w:hAnsi="Times New Roman" w:eastAsia="Times New Roman" w:cs="Times New Roman"/>
-        </w:rPr>
-        <w:t xml:space="preserve"> </w:t>
-      </w:r>
-      <w:r>
-        <w:rPr>
-          <w:rFonts w:hint="eastAsia" w:ascii="Times New Roman" w:hAnsi="Times New Roman" w:eastAsia="Times New Roman" w:cs="Times New Roman"/>
-        </w:rPr>
-        <w:t>149pm。</w:t>
-      </w:r>
-      <w:r>
-        <w:rPr>
-          <w:rFonts w:hint="eastAsia" w:ascii="Times New Roman" w:hAnsi="Times New Roman" w:eastAsia="FangSong" w:cs="Times New Roman"/>
-        </w:rPr>
-        <w:t>把这四个数值填在合适的空格内</w:t>
-      </w:r>
-      <w:r>
-        <w:rPr>
-          <w:rFonts w:hint="eastAsia" w:ascii="Times New Roman" w:hAnsi="Times New Roman" w:eastAsia="Times New Roman" w:cs="Times New Roman"/>
-        </w:rPr>
-        <w:t>。</w:t>
-      </w:r>
-      <w:r>
-        <w:rPr>
-          <w:rFonts w:ascii="Times New Roman" w:hAnsi="Times New Roman" w:eastAsia="Times New Roman" w:cs="Times New Roman"/>
-        </w:rPr>
-        <w:t xml:space="preserve"> </w:t>
-      </w:r>
-      <w:r>
-        <w:rPr>
-          <w:rFonts w:ascii="Times New Roman" w:hAnsi="Times New Roman" w:eastAsia="Times New Roman" w:cs="Times New Roman"/>
-        </w:rPr>
-        <w:t xml:space="preserve">(5) </w:t>
-      </w:r>
-      <w:r>
-        <w:rPr>
-          <w:rFonts w:hint="eastAsia" w:ascii="Times New Roman" w:hAnsi="Times New Roman" w:eastAsia="FangSong" w:cs="Times New Roman"/>
-        </w:rPr>
-        <w:t xml:space="preserve">有三种型体的键能约为</w:t>
-      </w:r>
-      <w:r>
-        <w:rPr>
-          <w:rFonts w:ascii="Times New Roman" w:hAnsi="Times New Roman" w:eastAsia="Times New Roman" w:cs="Times New Roman"/>
-        </w:rPr>
-        <w:t xml:space="preserve"> 200 kJ·mol</w:t>
-      </w:r>
-      <w:r>
-        <w:rPr>
-          <w:rFonts w:ascii="Times New Roman" w:hAnsi="Times New Roman" w:eastAsia="Times New Roman" w:cs="Times New Roman"/>
-          <w:vertAlign w:val="superscript"/>
-        </w:rPr>
-        <w:t>-1</w:t>
-      </w:r>
-      <w:r>
-        <w:rPr>
-          <w:rFonts w:ascii="Times New Roman" w:hAnsi="Times New Roman" w:eastAsia="Times New Roman" w:cs="Times New Roman"/>
-        </w:rPr>
-        <w:t>、490 kJ·mol</w:t>
-      </w:r>
-      <w:r>
-        <w:rPr>
-          <w:rFonts w:ascii="Times New Roman" w:hAnsi="Times New Roman" w:eastAsia="Times New Roman" w:cs="Times New Roman"/>
-          <w:vertAlign w:val="superscript"/>
-        </w:rPr>
-        <w:t>-1</w:t>
-      </w:r>
-      <w:r>
-        <w:rPr>
-          <w:rFonts w:ascii="Times New Roman" w:hAnsi="Times New Roman" w:eastAsia="Times New Roman" w:cs="Times New Roman"/>
-        </w:rPr>
-        <w:t xml:space="preserve"> </w:t>
-      </w:r>
-      <w:r>
-        <w:rPr>
-          <w:rFonts w:hint="eastAsia" w:ascii="Times New Roman" w:hAnsi="Times New Roman" w:eastAsia="FangSong" w:cs="Times New Roman"/>
-        </w:rPr>
-        <w:t xml:space="preserve">和</w:t>
-      </w:r>
-      <w:r>
-        <w:rPr>
-          <w:rFonts w:ascii="Times New Roman" w:hAnsi="Times New Roman" w:eastAsia="Times New Roman" w:cs="Times New Roman"/>
-        </w:rPr>
-        <w:t xml:space="preserve"> 625 </w:t>
-      </w:r>
-      <w:r>
-        <w:rPr>
-          <w:rFonts w:hint="eastAsia" w:ascii="Times New Roman" w:hAnsi="Times New Roman" w:eastAsia="Times New Roman" w:cs="Times New Roman"/>
-        </w:rPr>
-        <w:t>kJ·mol</w:t>
-      </w:r>
-      <w:r>
-        <w:rPr>
-          <w:rFonts w:hint="eastAsia" w:ascii="Times New Roman" w:hAnsi="Times New Roman" w:eastAsia="Times New Roman" w:cs="Times New Roman"/>
-          <w:vertAlign w:val="superscript"/>
-        </w:rPr>
-        <w:t>-1</w:t>
-      </w:r>
-      <w:r>
-        <w:rPr>
-          <w:rFonts w:hint="eastAsia" w:ascii="Times New Roman" w:hAnsi="Times New Roman" w:eastAsia="Times New Roman" w:cs="Times New Roman"/>
-        </w:rPr>
-        <w:t>，</w:t>
-      </w:r>
-      <w:r>
-        <w:rPr>
-          <w:rFonts w:hint="eastAsia" w:ascii="Times New Roman" w:hAnsi="Times New Roman" w:eastAsia="FangSong" w:cs="Times New Roman"/>
-        </w:rPr>
-        <w:t>另一种因数值不定未给出</w:t>
-      </w:r>
-      <w:r>
-        <w:rPr>
-          <w:rFonts w:hint="eastAsia" w:ascii="Times New Roman" w:hAnsi="Times New Roman" w:eastAsia="Times New Roman" w:cs="Times New Roman"/>
-        </w:rPr>
-        <w:t>。</w:t>
-      </w:r>
-      <w:r>
-        <w:rPr>
-          <w:rFonts w:ascii="Times New Roman" w:hAnsi="Times New Roman" w:eastAsia="Times New Roman" w:cs="Times New Roman"/>
-        </w:rPr>
-        <w:t xml:space="preserve"> </w:t>
-      </w:r>
-      <w:r>
-        <w:rPr>
-          <w:rFonts w:ascii="Times New Roman" w:hAnsi="Times New Roman" w:eastAsia="Times New Roman" w:cs="Times New Roman"/>
-        </w:rPr>
-        <w:t xml:space="preserve">(6) </w:t>
-      </w:r>
-      <w:r>
-        <w:rPr>
-          <w:rFonts w:hint="eastAsia" w:ascii="Times New Roman" w:hAnsi="Times New Roman" w:eastAsia="FangSong" w:cs="Times New Roman"/>
-        </w:rPr>
-        <w:t>确定每一型体的键级</w:t>
-      </w:r>
-      <w:r>
-        <w:rPr>
-          <w:rFonts w:hint="eastAsia" w:ascii="Times New Roman" w:hAnsi="Times New Roman" w:eastAsia="Times New Roman" w:cs="Times New Roman"/>
-        </w:rPr>
-        <w:t>。</w:t>
-      </w:r>
-      <w:r>
-        <w:rPr>
-          <w:rFonts w:ascii="Times New Roman" w:hAnsi="Times New Roman" w:eastAsia="Times New Roman" w:cs="Times New Roman"/>
-        </w:rPr>
-        <w:t xml:space="preserve"> </w:t>
-      </w:r>
-      <w:r>
-        <w:rPr>
-          <w:rFonts w:ascii="Times New Roman" w:hAnsi="Times New Roman" w:eastAsia="Times New Roman" w:cs="Times New Roman"/>
-        </w:rPr>
-        <w:t xml:space="preserve">(7) </w:t>
-      </w:r>
-      <w:r>
-        <w:rPr>
-          <w:rFonts w:hint="eastAsia" w:ascii="Times New Roman" w:hAnsi="Times New Roman" w:eastAsia="FangSong" w:cs="Times New Roman"/>
-        </w:rPr>
-        <w:t xml:space="preserve">指出按你设想有没有可能制备含</w:t>
-      </w:r>
-      <w:r>
-        <w:rPr>
-          <w:rFonts w:ascii="Times New Roman" w:hAnsi="Times New Roman" w:eastAsia="Times New Roman" w:cs="Times New Roman"/>
-        </w:rPr>
-        <w:t xml:space="preserve"> </w:t>
-      </w:r>
-      <m:oMath>
-        <m:sSubSup>
-          <m:e>
-            <m:r>
-              <m:rPr>
-                <m:sty m:val="p"/>
-              </m:rPr>
-              <m:t>F</m:t>
-            </m:r>
-          </m:e>
-          <m:sub>
-            <m:r>
-              <m:t>2</m:t>
-            </m:r>
-          </m:sub>
-          <m:sup>
-            <m:r>
-              <m:t>2</m:t>
-            </m:r>
-            <m:r>
-              <m:rPr>
-                <m:sty m:val="p"/>
-              </m:rPr>
-              <m:t>−</m:t>
-            </m:r>
-          </m:sup>
-        </m:sSubSup>
-      </m:oMath>
-      <w:r>
-        <w:rPr>
-          <w:rFonts w:ascii="Times New Roman" w:hAnsi="Times New Roman" w:eastAsia="Times New Roman" w:cs="Times New Roman"/>
-        </w:rPr>
-        <w:t xml:space="preserve"> </w:t>
-      </w:r>
-      <w:r>
-        <w:rPr>
-          <w:rFonts w:hint="eastAsia" w:ascii="Times New Roman" w:hAnsi="Times New Roman" w:eastAsia="FangSong" w:cs="Times New Roman"/>
-        </w:rPr>
-        <w:t>离子的化合物</w:t>
-      </w:r>
-      <w:r>
-        <w:rPr>
-          <w:rFonts w:hint="eastAsia" w:ascii="Times New Roman" w:hAnsi="Times New Roman" w:eastAsia="Times New Roman" w:cs="Times New Roman"/>
-        </w:rPr>
-        <w:t>，</w:t>
-      </w:r>
-      <w:r>
-        <w:rPr>
-          <w:rFonts w:hint="eastAsia" w:ascii="Times New Roman" w:hAnsi="Times New Roman" w:eastAsia="FangSong" w:cs="Times New Roman"/>
-        </w:rPr>
-        <w:t>理由是什么</w:t>
-      </w:r>
-      <w:r>
-        <w:rPr>
-          <w:rFonts w:hint="eastAsia" w:ascii="Times New Roman" w:hAnsi="Times New Roman" w:eastAsia="Times New Roman" w:cs="Times New Roman"/>
-        </w:rPr>
-        <w:t>？</w:t>
-      </w:r>
-    </w:p>
-    <w:p>
-      <w:pPr>
-        <w:spacing w:before="160" w:after="80"/>
-      </w:pPr>
-      <w:r>
-        <w:pict>
-          <v:rect style="width:0;height:1.5pt" o:hralign="center" o:hrstd="t" o:hr="t"/>
-        </w:pict>
-      </w:r>
-    </w:p>
     <w:bookmarkEnd w:id="23"/>
-    <w:bookmarkStart w:id="24" w:name="第-9-题8-分"/>
-    <w:p>
-      <w:pPr>
-        <w:pStyle w:val="Heading3"/>
-        <w:spacing w:before="280" w:after="120"/>
-      </w:pPr>
-      <w:r>
-        <w:rPr>
-          <w:rFonts w:hint="eastAsia" w:ascii="Times New Roman" w:hAnsi="Times New Roman" w:eastAsia="SimHei" w:cs="Times New Roman"/>
-        </w:rPr>
-        <w:t xml:space="preserve">第</w:t>
-      </w:r>
-      <w:r>
-        <w:rPr>
-          <w:rFonts w:ascii="Times New Roman" w:hAnsi="Times New Roman" w:eastAsia="Times New Roman" w:cs="Times New Roman"/>
-        </w:rPr>
-        <w:t xml:space="preserve"> 9 </w:t>
-      </w:r>
-      <w:r>
-        <w:rPr>
-          <w:rFonts w:hint="eastAsia" w:ascii="Times New Roman" w:hAnsi="Times New Roman" w:eastAsia="SimHei" w:cs="Times New Roman"/>
-        </w:rPr>
-        <w:t>题</w:t>
-      </w:r>
-      <w:r>
-        <w:rPr>
-          <w:rFonts w:hint="eastAsia" w:ascii="Times New Roman" w:hAnsi="Times New Roman" w:eastAsia="Times New Roman" w:cs="Times New Roman"/>
-        </w:rPr>
-        <w:t>（8</w:t>
-      </w:r>
-      <w:r>
-        <w:rPr>
-          <w:rFonts w:ascii="Times New Roman" w:hAnsi="Times New Roman" w:eastAsia="Times New Roman" w:cs="Times New Roman"/>
-        </w:rPr>
-        <w:t xml:space="preserve"> </w:t>
-      </w:r>
-      <w:r>
-        <w:rPr>
-          <w:rFonts w:hint="eastAsia" w:ascii="Times New Roman" w:hAnsi="Times New Roman" w:eastAsia="SimHei" w:cs="Times New Roman"/>
-        </w:rPr>
-        <w:t>分</w:t>
-      </w:r>
-      <w:r>
-        <w:rPr>
-          <w:rFonts w:hint="eastAsia" w:ascii="Times New Roman" w:hAnsi="Times New Roman" w:eastAsia="Times New Roman" w:cs="Times New Roman"/>
-        </w:rPr>
-        <w:t>）</w:t>
-      </w:r>
-    </w:p>
-    <w:p>
-      <w:pPr>
-        <w:pStyle w:val="FirstParagraph"/>
-      </w:pPr>
-      <w:r>
-        <w:rPr>
-          <w:rFonts w:hint="eastAsia" w:ascii="Times New Roman" w:hAnsi="Times New Roman" w:eastAsia="FangSong" w:cs="Times New Roman"/>
-        </w:rPr>
-        <w:t>当将氯气通入近冰点的水中时</w:t>
-      </w:r>
-      <w:r>
-        <w:rPr>
-          <w:rFonts w:hint="eastAsia" w:ascii="Times New Roman" w:hAnsi="Times New Roman" w:eastAsia="Times New Roman" w:cs="Times New Roman"/>
-        </w:rPr>
-        <w:t>，</w:t>
-      </w:r>
-      <w:r>
-        <w:rPr>
-          <w:rFonts w:hint="eastAsia" w:ascii="Times New Roman" w:hAnsi="Times New Roman" w:eastAsia="FangSong" w:cs="Times New Roman"/>
-        </w:rPr>
-        <w:t>可以观察到一种带有绿色的羽毛状固体沉淀</w:t>
-      </w:r>
-      <w:r>
-        <w:rPr>
-          <w:rFonts w:hint="eastAsia" w:ascii="Times New Roman" w:hAnsi="Times New Roman" w:eastAsia="Times New Roman" w:cs="Times New Roman"/>
-        </w:rPr>
-        <w:t>。</w:t>
-      </w:r>
-      <w:r>
-        <w:rPr>
-          <w:rFonts w:hint="eastAsia" w:ascii="Times New Roman" w:hAnsi="Times New Roman" w:eastAsia="FangSong" w:cs="Times New Roman"/>
-        </w:rPr>
-        <w:t>其他气体</w:t>
-      </w:r>
-      <w:r>
-        <w:rPr>
-          <w:rFonts w:hint="eastAsia" w:ascii="Times New Roman" w:hAnsi="Times New Roman" w:eastAsia="Times New Roman" w:cs="Times New Roman"/>
-        </w:rPr>
-        <w:t>（</w:t>
-      </w:r>
-      <w:r>
-        <w:rPr>
-          <w:rFonts w:hint="eastAsia" w:ascii="Times New Roman" w:hAnsi="Times New Roman" w:eastAsia="FangSong" w:cs="Times New Roman"/>
-        </w:rPr>
-        <w:t>如甲烷和稀有气体</w:t>
-      </w:r>
-      <w:r>
-        <w:rPr>
-          <w:rFonts w:hint="eastAsia" w:ascii="Times New Roman" w:hAnsi="Times New Roman" w:eastAsia="Times New Roman" w:cs="Times New Roman"/>
-        </w:rPr>
-        <w:t>）</w:t>
-      </w:r>
-      <w:r>
-        <w:rPr>
-          <w:rFonts w:hint="eastAsia" w:ascii="Times New Roman" w:hAnsi="Times New Roman" w:eastAsia="FangSong" w:cs="Times New Roman"/>
-        </w:rPr>
-        <w:t>也可形成类似的沉淀物</w:t>
-      </w:r>
-      <w:r>
-        <w:rPr>
-          <w:rFonts w:hint="eastAsia" w:ascii="Times New Roman" w:hAnsi="Times New Roman" w:eastAsia="Times New Roman" w:cs="Times New Roman"/>
-        </w:rPr>
-        <w:t>。</w:t>
-      </w:r>
-      <w:r>
-        <w:rPr>
-          <w:rFonts w:hint="eastAsia" w:ascii="Times New Roman" w:hAnsi="Times New Roman" w:eastAsia="FangSong" w:cs="Times New Roman"/>
-        </w:rPr>
-        <w:t>这些沉淀均有相关的结构</w:t>
-      </w:r>
-      <w:r>
-        <w:rPr>
-          <w:rFonts w:hint="eastAsia" w:ascii="Times New Roman" w:hAnsi="Times New Roman" w:eastAsia="Times New Roman" w:cs="Times New Roman"/>
-        </w:rPr>
-        <w:t>。</w:t>
-      </w:r>
-      <w:r>
-        <w:rPr>
-          <w:rFonts w:ascii="Times New Roman" w:hAnsi="Times New Roman" w:eastAsia="Times New Roman" w:cs="Times New Roman"/>
-        </w:rPr>
-        <w:t xml:space="preserve"> </w:t>
-      </w:r>
-      <w:r>
-        <w:rPr>
-          <w:rFonts w:ascii="Times New Roman" w:hAnsi="Times New Roman" w:eastAsia="Times New Roman" w:cs="Times New Roman"/>
-        </w:rPr>
-        <w:t xml:space="preserve">(1) </w:t>
-      </w:r>
-      <w:r>
-        <w:rPr>
-          <w:rFonts w:hint="eastAsia" w:ascii="Times New Roman" w:hAnsi="Times New Roman" w:eastAsia="Times New Roman" w:cs="Times New Roman"/>
-        </w:rPr>
-        <w:t>1</w:t>
-      </w:r>
-      <w:r>
-        <w:rPr>
-          <w:rFonts w:hint="eastAsia" w:ascii="Times New Roman" w:hAnsi="Times New Roman" w:eastAsia="FangSong" w:cs="Times New Roman"/>
-        </w:rPr>
-        <w:t>个晶胞中有多少</w:t>
-      </w:r>
-      <w:r>
-        <w:rPr>
-          <w:rFonts w:hint="eastAsia" w:ascii="Times New Roman" w:hAnsi="Times New Roman" w:eastAsia="Times New Roman" w:cs="Times New Roman"/>
-        </w:rPr>
-        <w:t>A</w:t>
-      </w:r>
-      <w:r>
-        <w:rPr>
-          <w:rFonts w:hint="eastAsia" w:ascii="Times New Roman" w:hAnsi="Times New Roman" w:eastAsia="FangSong" w:cs="Times New Roman"/>
-        </w:rPr>
-        <w:t>型空穴</w:t>
-      </w:r>
-      <w:r>
-        <w:rPr>
-          <w:rFonts w:hint="eastAsia" w:ascii="Times New Roman" w:hAnsi="Times New Roman" w:eastAsia="Times New Roman" w:cs="Times New Roman"/>
-        </w:rPr>
-        <w:t>？</w:t>
-      </w:r>
-      <w:r>
-        <w:rPr>
-          <w:rFonts w:ascii="Times New Roman" w:hAnsi="Times New Roman" w:eastAsia="Times New Roman" w:cs="Times New Roman"/>
-        </w:rPr>
-        <w:t xml:space="preserve"> </w:t>
-      </w:r>
-      <w:r>
-        <w:rPr>
-          <w:rFonts w:ascii="Times New Roman" w:hAnsi="Times New Roman" w:eastAsia="Times New Roman" w:cs="Times New Roman"/>
-        </w:rPr>
-        <w:t xml:space="preserve">(2) </w:t>
-      </w:r>
-      <w:r>
-        <w:rPr>
-          <w:rFonts w:hint="eastAsia" w:ascii="Times New Roman" w:hAnsi="Times New Roman" w:eastAsia="FangSong" w:cs="Times New Roman"/>
-        </w:rPr>
-        <w:t xml:space="preserve">计算</w:t>
-      </w:r>
-      <w:r>
-        <w:rPr>
-          <w:rFonts w:ascii="Times New Roman" w:hAnsi="Times New Roman" w:eastAsia="Times New Roman" w:cs="Times New Roman"/>
-        </w:rPr>
-        <w:t xml:space="preserve"> 1 </w:t>
-      </w:r>
-      <w:r>
-        <w:rPr>
-          <w:rFonts w:hint="eastAsia" w:ascii="Times New Roman" w:hAnsi="Times New Roman" w:eastAsia="FangSong" w:cs="Times New Roman"/>
-        </w:rPr>
-        <w:t>个晶胞中有多少个水分子</w:t>
-      </w:r>
-      <w:r>
-        <w:rPr>
-          <w:rFonts w:hint="eastAsia" w:ascii="Times New Roman" w:hAnsi="Times New Roman" w:eastAsia="Times New Roman" w:cs="Times New Roman"/>
-        </w:rPr>
-        <w:t>。</w:t>
-      </w:r>
-      <w:r>
-        <w:rPr>
-          <w:rFonts w:ascii="Times New Roman" w:hAnsi="Times New Roman" w:eastAsia="Times New Roman" w:cs="Times New Roman"/>
-        </w:rPr>
-        <w:t xml:space="preserve"> </w:t>
-      </w:r>
-      <w:r>
-        <w:rPr>
-          <w:rFonts w:ascii="Times New Roman" w:hAnsi="Times New Roman" w:eastAsia="Times New Roman" w:cs="Times New Roman"/>
-        </w:rPr>
-        <w:t xml:space="preserve">(3) </w:t>
-      </w:r>
-      <w:r>
-        <w:rPr>
-          <w:rFonts w:hint="eastAsia" w:ascii="Times New Roman" w:hAnsi="Times New Roman" w:eastAsia="FangSong" w:cs="Times New Roman"/>
-        </w:rPr>
-        <w:t xml:space="preserve">如果所有的空穴中都含有</w:t>
-      </w:r>
-      <w:r>
-        <w:rPr>
-          <w:rFonts w:ascii="Times New Roman" w:hAnsi="Times New Roman" w:eastAsia="Times New Roman" w:cs="Times New Roman"/>
-        </w:rPr>
-        <w:t xml:space="preserve"> 1 </w:t>
-      </w:r>
-      <w:r>
-        <w:rPr>
-          <w:rFonts w:hint="eastAsia" w:ascii="Times New Roman" w:hAnsi="Times New Roman" w:eastAsia="FangSong" w:cs="Times New Roman"/>
-        </w:rPr>
-        <w:t>个客体分子</w:t>
-      </w:r>
-      <w:r>
-        <w:rPr>
-          <w:rFonts w:hint="eastAsia" w:ascii="Times New Roman" w:hAnsi="Times New Roman" w:eastAsia="Times New Roman" w:cs="Times New Roman"/>
-        </w:rPr>
-        <w:t>，</w:t>
-      </w:r>
-      <w:r>
-        <w:rPr>
-          <w:rFonts w:hint="eastAsia" w:ascii="Times New Roman" w:hAnsi="Times New Roman" w:eastAsia="FangSong" w:cs="Times New Roman"/>
-        </w:rPr>
-        <w:t>计算水分子数目与客体分子数目之比</w:t>
-      </w:r>
-      <w:r>
-        <w:rPr>
-          <w:rFonts w:hint="eastAsia" w:ascii="Times New Roman" w:hAnsi="Times New Roman" w:eastAsia="Times New Roman" w:cs="Times New Roman"/>
-        </w:rPr>
-        <w:t>。</w:t>
-      </w:r>
-      <w:r>
-        <w:rPr>
-          <w:rFonts w:ascii="Times New Roman" w:hAnsi="Times New Roman" w:eastAsia="Times New Roman" w:cs="Times New Roman"/>
-        </w:rPr>
-        <w:t xml:space="preserve"> </w:t>
-      </w:r>
-      <w:r>
-        <w:rPr>
-          <w:rFonts w:ascii="Times New Roman" w:hAnsi="Times New Roman" w:eastAsia="Times New Roman" w:cs="Times New Roman"/>
-        </w:rPr>
-        <w:t xml:space="preserve">(4) </w:t>
-      </w:r>
-      <w:r>
-        <w:rPr>
-          <w:rFonts w:hint="eastAsia" w:ascii="Times New Roman" w:hAnsi="Times New Roman" w:eastAsia="FangSong" w:cs="Times New Roman"/>
-        </w:rPr>
-        <w:t xml:space="preserve">在</w:t>
-      </w:r>
-      <w:r>
-        <w:rPr>
-          <w:rFonts w:ascii="Times New Roman" w:hAnsi="Times New Roman" w:eastAsia="Times New Roman" w:cs="Times New Roman"/>
-        </w:rPr>
-        <w:t xml:space="preserve"> </w:t>
-      </w:r>
-      <w:r>
-        <w:rPr>
-          <w:rFonts w:hint="eastAsia" w:ascii="Times New Roman" w:hAnsi="Times New Roman" w:eastAsia="Times New Roman" w:cs="Times New Roman"/>
-        </w:rPr>
-        <w:t xml:space="preserve">0～10°C</w:t>
-      </w:r>
-      <w:r>
-        <w:rPr>
-          <w:rFonts w:ascii="Times New Roman" w:hAnsi="Times New Roman" w:eastAsia="Times New Roman" w:cs="Times New Roman"/>
-        </w:rPr>
-        <w:t xml:space="preserve"> </w:t>
-      </w:r>
-      <w:r>
-        <w:rPr>
-          <w:rFonts w:hint="eastAsia" w:ascii="Times New Roman" w:hAnsi="Times New Roman" w:eastAsia="FangSong" w:cs="Times New Roman"/>
-        </w:rPr>
-        <w:t xml:space="preserve">条件下形成的甲烷水合物具有</w:t>
-      </w:r>
-      <w:r>
-        <w:rPr>
-          <w:rFonts w:ascii="Times New Roman" w:hAnsi="Times New Roman" w:eastAsia="Times New Roman" w:cs="Times New Roman"/>
-        </w:rPr>
-        <w:t xml:space="preserve"> (3) </w:t>
-      </w:r>
-      <w:r>
-        <w:rPr>
-          <w:rFonts w:hint="eastAsia" w:ascii="Times New Roman" w:hAnsi="Times New Roman" w:eastAsia="FangSong" w:cs="Times New Roman"/>
-        </w:rPr>
-        <w:t>题中所述的结构</w:t>
-      </w:r>
-      <w:r>
-        <w:rPr>
-          <w:rFonts w:hint="eastAsia" w:ascii="Times New Roman" w:hAnsi="Times New Roman" w:eastAsia="Times New Roman" w:cs="Times New Roman"/>
-        </w:rPr>
-        <w:t>。</w:t>
-      </w:r>
-      <w:r>
-        <w:rPr>
-          <w:rFonts w:hint="eastAsia" w:ascii="Times New Roman" w:hAnsi="Times New Roman" w:eastAsia="FangSong" w:cs="Times New Roman"/>
-        </w:rPr>
-        <w:t>计算该包合物的密度</w:t>
-      </w:r>
-      <w:r>
-        <w:rPr>
-          <w:rFonts w:hint="eastAsia" w:ascii="Times New Roman" w:hAnsi="Times New Roman" w:eastAsia="Times New Roman" w:cs="Times New Roman"/>
-        </w:rPr>
-        <w:t>。</w:t>
-      </w:r>
-      <w:r>
-        <w:rPr>
-          <w:rFonts w:ascii="Times New Roman" w:hAnsi="Times New Roman" w:eastAsia="Times New Roman" w:cs="Times New Roman"/>
-        </w:rPr>
-        <w:t xml:space="preserve"> </w:t>
-      </w:r>
-      <w:r>
-        <w:rPr>
-          <w:rFonts w:ascii="Times New Roman" w:hAnsi="Times New Roman" w:eastAsia="Times New Roman" w:cs="Times New Roman"/>
-        </w:rPr>
-        <w:t xml:space="preserve">(5) </w:t>
-      </w:r>
-      <w:r>
-        <w:rPr>
-          <w:rFonts w:hint="eastAsia" w:ascii="Times New Roman" w:hAnsi="Times New Roman" w:eastAsia="FangSong" w:cs="Times New Roman"/>
-        </w:rPr>
-        <w:t xml:space="preserve">氯的水合物的密度为</w:t>
-      </w:r>
-      <w:r>
-        <w:rPr>
-          <w:rFonts w:ascii="Times New Roman" w:hAnsi="Times New Roman" w:eastAsia="Times New Roman" w:cs="Times New Roman"/>
-        </w:rPr>
-        <w:t xml:space="preserve"> 1.26 </w:t>
-      </w:r>
-      <w:r>
-        <w:rPr>
-          <w:rFonts w:hint="eastAsia" w:ascii="Times New Roman" w:hAnsi="Times New Roman" w:eastAsia="Times New Roman" w:cs="Times New Roman"/>
-        </w:rPr>
-        <w:t>g·cm</w:t>
-      </w:r>
-      <w:r>
-        <w:rPr>
-          <w:rFonts w:hint="eastAsia" w:ascii="Times New Roman" w:hAnsi="Times New Roman" w:eastAsia="Times New Roman" w:cs="Times New Roman"/>
-          <w:vertAlign w:val="superscript"/>
-        </w:rPr>
-        <w:t>-3</w:t>
-      </w:r>
-      <w:r>
-        <w:rPr>
-          <w:rFonts w:hint="eastAsia" w:ascii="Times New Roman" w:hAnsi="Times New Roman" w:eastAsia="Times New Roman" w:cs="Times New Roman"/>
-        </w:rPr>
-        <w:t>，</w:t>
-      </w:r>
-      <w:r>
-        <w:rPr>
-          <w:rFonts w:hint="eastAsia" w:ascii="Times New Roman" w:hAnsi="Times New Roman" w:eastAsia="FangSong" w:cs="Times New Roman"/>
-        </w:rPr>
-        <w:t>计算该晶体中水分子数目与客体分子数目之比</w:t>
-      </w:r>
-      <w:r>
-        <w:rPr>
-          <w:rFonts w:hint="eastAsia" w:ascii="Times New Roman" w:hAnsi="Times New Roman" w:eastAsia="Times New Roman" w:cs="Times New Roman"/>
-        </w:rPr>
-        <w:t>。</w:t>
-      </w:r>
-      <w:r>
-        <w:rPr>
-          <w:rFonts w:ascii="Times New Roman" w:hAnsi="Times New Roman" w:eastAsia="Times New Roman" w:cs="Times New Roman"/>
-        </w:rPr>
-        <w:t xml:space="preserve"> </w:t>
-      </w:r>
-      <w:r>
-        <w:rPr>
-          <w:rFonts w:ascii="Times New Roman" w:hAnsi="Times New Roman" w:eastAsia="Times New Roman" w:cs="Times New Roman"/>
-        </w:rPr>
-        <w:t xml:space="preserve">(6) </w:t>
-      </w:r>
-      <w:r>
-        <w:rPr>
-          <w:rFonts w:hint="eastAsia" w:ascii="Times New Roman" w:hAnsi="Times New Roman" w:eastAsia="FangSong" w:cs="Times New Roman"/>
-        </w:rPr>
-        <w:t>以这些原子的共价半径和非键半径为基础</w:t>
-      </w:r>
-      <w:r>
-        <w:rPr>
-          <w:rFonts w:hint="eastAsia" w:ascii="Times New Roman" w:hAnsi="Times New Roman" w:eastAsia="Times New Roman" w:cs="Times New Roman"/>
-        </w:rPr>
-        <w:t>，</w:t>
-      </w:r>
-      <w:r>
-        <w:rPr>
-          <w:rFonts w:hint="eastAsia" w:ascii="Times New Roman" w:hAnsi="Times New Roman" w:eastAsia="FangSong" w:cs="Times New Roman"/>
-        </w:rPr>
-        <w:t>估算可能存在的空穴的平均半径的下限和上限</w:t>
-      </w:r>
-      <w:r>
-        <w:rPr>
-          <w:rFonts w:hint="eastAsia" w:ascii="Times New Roman" w:hAnsi="Times New Roman" w:eastAsia="Times New Roman" w:cs="Times New Roman"/>
-        </w:rPr>
-        <w:t>。</w:t>
-      </w:r>
-      <w:r>
-        <w:rPr>
-          <w:rFonts w:hint="eastAsia" w:ascii="Times New Roman" w:hAnsi="Times New Roman" w:eastAsia="FangSong" w:cs="Times New Roman"/>
-        </w:rPr>
-        <w:t>给出原因</w:t>
-      </w:r>
-      <w:r>
-        <w:rPr>
-          <w:rFonts w:hint="eastAsia" w:ascii="Times New Roman" w:hAnsi="Times New Roman" w:eastAsia="Times New Roman" w:cs="Times New Roman"/>
-        </w:rPr>
-        <w:t>。</w:t>
-      </w:r>
-    </w:p>
-    <w:p>
-      <w:pPr>
-        <w:spacing w:before="160" w:after="80"/>
-      </w:pPr>
-      <w:r>
-        <w:pict>
-          <v:rect style="width:0;height:1.5pt" o:hralign="center" o:hrstd="t" o:hr="t"/>
-        </w:pict>
-      </w:r>
-    </w:p>
-    <w:bookmarkEnd w:id="24"/>
-    <w:bookmarkStart w:id="25" w:name="第-10-题9-分"/>
+    <w:bookmarkStart w:id="24" w:name="第-10-题9-分"/>
     <w:p>
       <w:pPr>
         <w:pStyle w:val="Heading3"/>
@@ -12738,8 +11337,8 @@
         </w:pict>
       </w:r>
     </w:p>
-    <w:bookmarkEnd w:id="25"/>
-    <w:bookmarkStart w:id="26" w:name="第-11-题9-分"/>
+    <w:bookmarkEnd w:id="24"/>
+    <w:bookmarkStart w:id="25" w:name="第-11-题9-分"/>
     <w:p>
       <w:pPr>
         <w:pStyle w:val="Heading3"/>
@@ -13817,8 +12416,8 @@
         </w:pict>
       </w:r>
     </w:p>
-    <w:bookmarkEnd w:id="26"/>
-    <w:bookmarkStart w:id="36" w:name="第-12-题10-分"/>
+    <w:bookmarkEnd w:id="25"/>
+    <w:bookmarkStart w:id="35" w:name="第-12-题10-分"/>
     <w:p>
       <w:pPr>
         <w:pStyle w:val="Heading3"/>
@@ -14050,18 +12649,18 @@
           <wp:inline>
             <wp:extent cx="3240000" cy="3671999"/>
             <wp:effectExtent b="0" l="0" r="0" t="0"/>
-            <wp:docPr descr="" title="" id="28" name="Picture"/>
+            <wp:docPr descr="" title="" id="27" name="Picture"/>
             <a:graphic>
               <a:graphicData uri="http://schemas.openxmlformats.org/drawingml/2006/picture">
                 <pic:pic>
                   <pic:nvPicPr>
-                    <pic:cNvPr descr="391304ea41c65129e21ab62266374879e9f582318cbc9e98ae0e0bd0d2e192a2.jpg" id="29" name="Picture"/>
+                    <pic:cNvPr descr="391304ea41c65129e21ab62266374879e9f582318cbc9e98ae0e0bd0d2e192a2.jpg" id="28" name="Picture"/>
                     <pic:cNvPicPr>
                       <a:picLocks noChangeArrowheads="1" noChangeAspect="1"/>
                     </pic:cNvPicPr>
                   </pic:nvPicPr>
                   <pic:blipFill>
-                    <a:blip r:embed="rId27"/>
+                    <a:blip r:embed="rId26"/>
                     <a:stretch>
                       <a:fillRect/>
                     </a:stretch>
@@ -14305,18 +12904,18 @@
           <wp:inline>
             <wp:extent cx="3600000" cy="2171038"/>
             <wp:effectExtent b="0" l="0" r="0" t="0"/>
-            <wp:docPr descr="" title="" id="31" name="Picture"/>
+            <wp:docPr descr="" title="" id="30" name="Picture"/>
             <a:graphic>
               <a:graphicData uri="http://schemas.openxmlformats.org/drawingml/2006/picture">
                 <pic:pic>
                   <pic:nvPicPr>
-                    <pic:cNvPr descr="da3570e15202d508573e8632134937e0610d60c2d4b9689cfe9af15c0e474a9f.jpg" id="32" name="Picture"/>
+                    <pic:cNvPr descr="da3570e15202d508573e8632134937e0610d60c2d4b9689cfe9af15c0e474a9f.jpg" id="31" name="Picture"/>
                     <pic:cNvPicPr>
                       <a:picLocks noChangeArrowheads="1" noChangeAspect="1"/>
                     </pic:cNvPicPr>
                   </pic:nvPicPr>
                   <pic:blipFill>
-                    <a:blip r:embed="rId30"/>
+                    <a:blip r:embed="rId29"/>
                     <a:stretch>
                       <a:fillRect/>
                     </a:stretch>
@@ -14851,18 +13450,18 @@
           <wp:inline>
             <wp:extent cx="3600000" cy="691462"/>
             <wp:effectExtent b="0" l="0" r="0" t="0"/>
-            <wp:docPr descr="" title="" id="34" name="Picture"/>
+            <wp:docPr descr="" title="" id="33" name="Picture"/>
             <a:graphic>
               <a:graphicData uri="http://schemas.openxmlformats.org/drawingml/2006/picture">
                 <pic:pic>
                   <pic:nvPicPr>
-                    <pic:cNvPr descr="22606d8468b6005eed4c6a2721b7532e8c308b3e1223ebad6963bc9d025abc21.jpg" id="35" name="Picture"/>
+                    <pic:cNvPr descr="22606d8468b6005eed4c6a2721b7532e8c308b3e1223ebad6963bc9d025abc21.jpg" id="34" name="Picture"/>
                     <pic:cNvPicPr>
                       <a:picLocks noChangeArrowheads="1" noChangeAspect="1"/>
                     </pic:cNvPicPr>
                   </pic:nvPicPr>
                   <pic:blipFill>
-                    <a:blip r:embed="rId33"/>
+                    <a:blip r:embed="rId32"/>
                     <a:stretch>
                       <a:fillRect/>
                     </a:stretch>
@@ -14899,9 +13498,9 @@
         </w:pict>
       </w:r>
     </w:p>
+    <w:bookmarkEnd w:id="35"/>
     <w:bookmarkEnd w:id="36"/>
-    <w:bookmarkEnd w:id="37"/>
-    <w:bookmarkStart w:id="42" w:name="第三部分-化学原理第-1316-题共-36-分"/>
+    <w:bookmarkStart w:id="41" w:name="第三部分-化学原理第-1316-题共-36-分"/>
     <w:p>
       <w:pPr>
         <w:pStyle w:val="Heading2"/>
@@ -14980,7 +13579,7 @@
         <w:t>）</w:t>
       </w:r>
     </w:p>
-    <w:bookmarkStart w:id="38" w:name="第-13-题8-分"/>
+    <w:bookmarkStart w:id="37" w:name="第-13-题8-分"/>
     <w:p>
       <w:pPr>
         <w:pStyle w:val="Heading3"/>
@@ -15597,8 +14196,8 @@
         </w:pict>
       </w:r>
     </w:p>
-    <w:bookmarkEnd w:id="38"/>
-    <w:bookmarkStart w:id="39" w:name="第-14-题11-分"/>
+    <w:bookmarkEnd w:id="37"/>
+    <w:bookmarkStart w:id="38" w:name="第-14-题11-分"/>
     <w:p>
       <w:pPr>
         <w:pStyle w:val="Heading3"/>
@@ -18436,8 +17035,8 @@
         </w:pict>
       </w:r>
     </w:p>
-    <w:bookmarkEnd w:id="39"/>
-    <w:bookmarkStart w:id="40" w:name="第-15-题9-分"/>
+    <w:bookmarkEnd w:id="38"/>
+    <w:bookmarkStart w:id="39" w:name="第-15-题9-分"/>
     <w:p>
       <w:pPr>
         <w:pStyle w:val="Heading3"/>
@@ -19534,8 +18133,8 @@
         </w:pict>
       </w:r>
     </w:p>
-    <w:bookmarkEnd w:id="40"/>
-    <w:bookmarkStart w:id="41" w:name="第-16-题8-分"/>
+    <w:bookmarkEnd w:id="39"/>
+    <w:bookmarkStart w:id="40" w:name="第-16-题8-分"/>
     <w:p>
       <w:pPr>
         <w:pStyle w:val="Heading3"/>
@@ -20209,9 +18808,9 @@
         </w:pict>
       </w:r>
     </w:p>
+    <w:bookmarkEnd w:id="40"/>
     <w:bookmarkEnd w:id="41"/>
     <w:bookmarkEnd w:id="42"/>
-    <w:bookmarkEnd w:id="43"/>
     <w:sectPr>
       <w:footerReference w:type="default" r:id="rId9"/>
       <w:footnotePr>

--- a/00-首页/题组Word/初赛模拟卷/初赛模拟卷IX（非有机·学生版）.docx
+++ b/00-首页/题组Word/初赛模拟卷/初赛模拟卷IX（非有机·学生版）.docx
@@ -55,6 +55,7 @@
     <w:p>
       <w:pPr>
         <w:pStyle w:val="BlockText"/>
+        <w:ind w:firstLine="420"/>
       </w:pPr>
       <w:r>
         <w:rPr>
@@ -532,6 +533,7 @@
     <w:p>
       <w:pPr>
         <w:pStyle w:val="FirstParagraph"/>
+        <w:ind w:firstLine="420"/>
       </w:pPr>
       <w:r>
         <w:rPr>
@@ -585,6 +587,7 @@
     <w:p>
       <w:pPr>
         <w:pStyle w:val="BodyText"/>
+        <w:ind w:firstLine="420"/>
       </w:pPr>
       <w:r>
         <w:rPr>
@@ -608,6 +611,7 @@
     <w:p>
       <w:pPr>
         <w:pStyle w:val="BodyText"/>
+        <w:ind w:firstLine="420"/>
       </w:pPr>
       <w:r>
         <w:rPr>
@@ -744,6 +748,7 @@
     <w:p>
       <w:pPr>
         <w:pStyle w:val="BodyText"/>
+        <w:ind w:firstLine="420"/>
       </w:pPr>
       <w:r>
         <w:rPr>
@@ -876,6 +881,7 @@
     <w:p>
       <w:pPr>
         <w:pStyle w:val="BodyText"/>
+        <w:ind w:firstLine="420"/>
       </w:pPr>
       <w:r>
         <w:rPr>
@@ -1206,6 +1212,7 @@
     <w:p>
       <w:pPr>
         <w:pStyle w:val="BodyText"/>
+        <w:ind w:firstLine="420"/>
       </w:pPr>
       <w:r>
         <w:rPr>
@@ -1229,6 +1236,7 @@
     <w:p>
       <w:pPr>
         <w:pStyle w:val="BodyText"/>
+        <w:ind w:firstLine="420"/>
       </w:pPr>
       <w:r>
         <w:rPr>
@@ -1436,6 +1444,7 @@
     <w:p>
       <w:pPr>
         <w:pStyle w:val="FirstParagraph"/>
+        <w:ind w:firstLine="420"/>
       </w:pPr>
       <w:r>
         <w:rPr>
@@ -1943,6 +1952,7 @@
           <w:ilvl w:val="0"/>
           <w:numId w:val="1001"/>
         </w:numPr>
+        <w:ind w:firstLine="420"/>
       </w:pPr>
       <w:r>
         <w:rPr>
@@ -1975,6 +1985,7 @@
           <w:ilvl w:val="0"/>
           <w:numId w:val="1001"/>
         </w:numPr>
+        <w:ind w:firstLine="420"/>
       </w:pPr>
       <w:r>
         <w:rPr>
@@ -2007,6 +2018,7 @@
           <w:ilvl w:val="0"/>
           <w:numId w:val="1001"/>
         </w:numPr>
+        <w:ind w:firstLine="420"/>
       </w:pPr>
       <w:r>
         <w:rPr>
@@ -2039,6 +2051,7 @@
           <w:ilvl w:val="0"/>
           <w:numId w:val="1001"/>
         </w:numPr>
+        <w:ind w:firstLine="420"/>
       </w:pPr>
       <w:r>
         <w:rPr>
@@ -2071,6 +2084,7 @@
           <w:ilvl w:val="0"/>
           <w:numId w:val="1001"/>
         </w:numPr>
+        <w:ind w:firstLine="420"/>
       </w:pPr>
       <w:r>
         <w:rPr>
@@ -2160,6 +2174,7 @@
     <w:p>
       <w:pPr>
         <w:pStyle w:val="FirstParagraph"/>
+        <w:ind w:firstLine="420"/>
       </w:pPr>
       <w:r>
         <w:rPr>
@@ -2573,6 +2588,7 @@
     <w:p>
       <w:pPr>
         <w:pStyle w:val="BodyText"/>
+        <w:ind w:firstLine="420"/>
       </w:pPr>
       <w:r>
         <w:rPr>
@@ -3052,6 +3068,7 @@
     <w:p>
       <w:pPr>
         <w:pStyle w:val="BodyText"/>
+        <w:ind w:firstLine="420"/>
       </w:pPr>
       <w:r>
         <w:rPr>
@@ -3087,6 +3104,7 @@
     <w:p>
       <w:pPr>
         <w:pStyle w:val="BodyText"/>
+        <w:ind w:firstLine="420"/>
       </w:pPr>
       <w:r>
         <w:rPr>
@@ -3192,6 +3210,7 @@
     <w:p>
       <w:pPr>
         <w:pStyle w:val="BodyText"/>
+        <w:ind w:firstLine="420"/>
       </w:pPr>
       <w:r>
         <w:rPr>
@@ -3415,6 +3434,7 @@
     <w:p>
       <w:pPr>
         <w:pStyle w:val="BodyText"/>
+        <w:ind w:firstLine="420"/>
       </w:pPr>
       <w:r>
         <w:rPr>
@@ -3862,6 +3882,7 @@
     <w:p>
       <w:pPr>
         <w:pStyle w:val="BodyText"/>
+        <w:ind w:firstLine="420"/>
       </w:pPr>
       <w:r>
         <w:rPr>
@@ -4258,6 +4279,7 @@
     <w:p>
       <w:pPr>
         <w:pStyle w:val="FirstParagraph"/>
+        <w:ind w:firstLine="420"/>
       </w:pPr>
       <w:r>
         <w:rPr>
@@ -4735,6 +4757,7 @@
     <w:p>
       <w:pPr>
         <w:pStyle w:val="FirstParagraph"/>
+        <w:ind w:firstLine="420"/>
       </w:pPr>
       <w:r>
         <w:rPr>
@@ -4842,6 +4865,7 @@
     <w:p>
       <w:pPr>
         <w:pStyle w:val="BodyText"/>
+        <w:ind w:firstLine="420"/>
       </w:pPr>
       <w:r>
         <w:rPr>
@@ -4967,6 +4991,7 @@
     <w:p>
       <w:pPr>
         <w:pStyle w:val="BodyText"/>
+        <w:ind w:firstLine="420"/>
       </w:pPr>
       <w:r>
         <w:rPr>
@@ -5050,6 +5075,7 @@
     <w:p>
       <w:pPr>
         <w:pStyle w:val="BodyText"/>
+        <w:ind w:firstLine="420"/>
       </w:pPr>
       <w:r>
         <w:rPr>
@@ -5284,6 +5310,7 @@
     <w:p>
       <w:pPr>
         <w:pStyle w:val="FirstParagraph"/>
+        <w:ind w:firstLine="420"/>
       </w:pPr>
       <w:r>
         <w:rPr>
@@ -6380,6 +6407,7 @@
           <w:ilvl w:val="0"/>
           <w:numId w:val="1002"/>
         </w:numPr>
+        <w:ind w:firstLine="420"/>
       </w:pPr>
       <w:r>
         <w:rPr>
@@ -6400,6 +6428,7 @@
           <w:ilvl w:val="0"/>
           <w:numId w:val="1002"/>
         </w:numPr>
+        <w:ind w:firstLine="420"/>
       </w:pPr>
       <w:r>
         <w:rPr>
@@ -6420,6 +6449,7 @@
           <w:ilvl w:val="0"/>
           <w:numId w:val="1002"/>
         </w:numPr>
+        <w:ind w:firstLine="420"/>
       </w:pPr>
       <w:r>
         <w:rPr>
@@ -6514,6 +6544,7 @@
           <w:ilvl w:val="0"/>
           <w:numId w:val="1002"/>
         </w:numPr>
+        <w:ind w:firstLine="420"/>
       </w:pPr>
       <w:r>
         <w:rPr>
@@ -6639,6 +6670,7 @@
     <w:p>
       <w:pPr>
         <w:pStyle w:val="FirstParagraph"/>
+        <w:ind w:firstLine="420"/>
       </w:pPr>
       <w:r>
         <w:rPr>
@@ -6880,6 +6912,7 @@
           <w:ilvl w:val="0"/>
           <w:numId w:val="1003"/>
         </w:numPr>
+        <w:ind w:firstLine="420"/>
       </w:pPr>
       <w:r>
         <w:rPr>
@@ -6953,6 +6986,7 @@
           <w:ilvl w:val="0"/>
           <w:numId w:val="1003"/>
         </w:numPr>
+        <w:ind w:firstLine="420"/>
       </w:pPr>
       <w:r>
         <w:rPr>
@@ -6970,6 +7004,7 @@
     <w:p>
       <w:pPr>
         <w:pStyle w:val="FirstParagraph"/>
+        <w:ind w:firstLine="420"/>
       </w:pPr>
       <w:r>
         <w:rPr>
@@ -7035,6 +7070,7 @@
     <w:p>
       <w:pPr>
         <w:pStyle w:val="BodyText"/>
+        <w:ind w:firstLine="420"/>
       </w:pPr>
       <w:r>
         <w:rPr>
@@ -7064,6 +7100,7 @@
     <w:p>
       <w:pPr>
         <w:pStyle w:val="BodyText"/>
+        <w:ind w:firstLine="420"/>
       </w:pPr>
       <w:r>
         <w:rPr>
@@ -7123,6 +7160,7 @@
     <w:p>
       <w:pPr>
         <w:pStyle w:val="BodyText"/>
+        <w:ind w:firstLine="420"/>
       </w:pPr>
       <w:r>
         <w:rPr>
@@ -7427,6 +7465,7 @@
     <w:p>
       <w:pPr>
         <w:pStyle w:val="BodyText"/>
+        <w:ind w:firstLine="420"/>
       </w:pPr>
       <w:r>
         <w:rPr>
@@ -7520,6 +7559,7 @@
     <w:p>
       <w:pPr>
         <w:pStyle w:val="BodyText"/>
+        <w:ind w:firstLine="420"/>
       </w:pPr>
       <w:r>
         <w:rPr>
@@ -7645,6 +7685,7 @@
           <w:ilvl w:val="0"/>
           <w:numId w:val="1004"/>
         </w:numPr>
+        <w:ind w:firstLine="420"/>
       </w:pPr>
       <w:r>
         <w:rPr>
@@ -7800,6 +7841,7 @@
       <w:pPr>
         <w:pStyle w:val="BodyText"/>
         <w:spacing w:after="80"/>
+        <w:ind w:firstLine="420"/>
       </w:pPr>
       <w:r>
         <w:rPr>
@@ -7831,6 +7873,15 @@
         <w:tblStyle w:val="Table"/>
         <w:tblW w:type="auto" w:w="0"/>
         <w:tblLook w:firstRow="1" w:lastRow="0" w:firstColumn="0" w:lastColumn="0" w:noHBand="0" w:noVBand="0" w:val="0020"/>
+        <w:jc w:val="center"/>
+        <w:tblBorders>
+          <w:top w:val="single" w:sz="12" w:space="0" w:color="333333"/>
+          <w:bottom w:val="single" w:sz="12" w:space="0" w:color="333333"/>
+          <w:left w:val="none"/>
+          <w:right w:val="none"/>
+          <w:insideH w:val="none"/>
+          <w:insideV w:val="none"/>
+        </w:tblBorders>
       </w:tblPr>
       <w:tblGrid>
         <w:gridCol w:w="1980"/>
@@ -7843,7 +7894,11 @@
           <w:tblHeader w:val="on"/>
         </w:trPr>
         <w:tc>
-          <w:tcPr/>
+          <w:tcPr>
+            <w:tcBorders>
+              <w:bottom w:val="single" w:sz="6" w:space="0" w:color="333333"/>
+            </w:tcBorders>
+          </w:tcPr>
           <w:p>
             <w:pPr>
               <w:pStyle w:val="Compact"/>
@@ -7859,7 +7914,11 @@
           </w:p>
         </w:tc>
         <w:tc>
-          <w:tcPr/>
+          <w:tcPr>
+            <w:tcBorders>
+              <w:bottom w:val="single" w:sz="6" w:space="0" w:color="333333"/>
+            </w:tcBorders>
+          </w:tcPr>
           <w:p>
             <w:pPr>
               <w:pStyle w:val="Compact"/>
@@ -7910,7 +7969,11 @@
           </w:p>
         </w:tc>
         <w:tc>
-          <w:tcPr/>
+          <w:tcPr>
+            <w:tcBorders>
+              <w:bottom w:val="single" w:sz="6" w:space="0" w:color="333333"/>
+            </w:tcBorders>
+          </w:tcPr>
           <w:p>
             <w:pPr>
               <w:pStyle w:val="Compact"/>
@@ -7961,7 +8024,11 @@
           </w:p>
         </w:tc>
         <w:tc>
-          <w:tcPr/>
+          <w:tcPr>
+            <w:tcBorders>
+              <w:bottom w:val="single" w:sz="6" w:space="0" w:color="333333"/>
+            </w:tcBorders>
+          </w:tcPr>
           <w:p>
             <w:pPr>
               <w:pStyle w:val="Compact"/>
@@ -8141,6 +8208,7 @@
       <w:pPr>
         <w:pStyle w:val="BodyText"/>
         <w:spacing w:before="120"/>
+        <w:ind w:firstLine="420"/>
       </w:pPr>
       <w:r>
         <w:rPr>
@@ -8226,6 +8294,7 @@
           <w:ilvl w:val="0"/>
           <w:numId w:val="1005"/>
         </w:numPr>
+        <w:ind w:firstLine="420"/>
       </w:pPr>
       <w:r>
         <w:rPr>
@@ -8278,6 +8347,7 @@
     <w:p>
       <w:pPr>
         <w:pStyle w:val="FirstParagraph"/>
+        <w:ind w:firstLine="420"/>
       </w:pPr>
       <w:r>
         <w:rPr>
@@ -9091,6 +9161,7 @@
     <w:p>
       <w:pPr>
         <w:pStyle w:val="FirstParagraph"/>
+        <w:ind w:firstLine="420"/>
       </w:pPr>
       <w:r>
         <w:rPr>
@@ -9649,6 +9720,7 @@
     <w:p>
       <w:pPr>
         <w:pStyle w:val="FirstParagraph"/>
+        <w:ind w:firstLine="420"/>
       </w:pPr>
       <w:r>
         <w:rPr>
@@ -10087,6 +10159,7 @@
     <w:p>
       <w:pPr>
         <w:pStyle w:val="FirstParagraph"/>
+        <w:ind w:firstLine="420"/>
       </w:pPr>
       <w:r>
         <w:rPr>
@@ -10410,6 +10483,7 @@
           <w:ilvl w:val="0"/>
           <w:numId w:val="1006"/>
         </w:numPr>
+        <w:ind w:firstLine="420"/>
       </w:pPr>
       <w:r>
         <w:rPr>
@@ -10503,6 +10577,7 @@
     <w:p>
       <w:pPr>
         <w:pStyle w:val="FirstParagraph"/>
+        <w:ind w:firstLine="420"/>
       </w:pPr>
       <w:r>
         <w:rPr>
@@ -10550,6 +10625,7 @@
     <w:p>
       <w:pPr>
         <w:pStyle w:val="BodyText"/>
+        <w:ind w:firstLine="420"/>
       </w:pPr>
       <w:r>
         <w:rPr>
@@ -10622,6 +10698,7 @@
     <w:p>
       <w:pPr>
         <w:pStyle w:val="BodyText"/>
+        <w:ind w:firstLine="420"/>
       </w:pPr>
       <w:r>
         <w:rPr>
@@ -10875,6 +10952,7 @@
           <w:ilvl w:val="0"/>
           <w:numId w:val="1007"/>
         </w:numPr>
+        <w:ind w:firstLine="420"/>
       </w:pPr>
       <w:r>
         <w:rPr>
@@ -10892,6 +10970,7 @@
     <w:p>
       <w:pPr>
         <w:pStyle w:val="FirstParagraph"/>
+        <w:ind w:firstLine="420"/>
       </w:pPr>
       <w:r>
         <w:rPr>
@@ -10980,6 +11059,7 @@
     <w:p>
       <w:pPr>
         <w:pStyle w:val="BodyText"/>
+        <w:ind w:firstLine="420"/>
       </w:pPr>
       <w:r>
         <w:rPr>
@@ -11040,6 +11120,7 @@
     <w:p>
       <w:pPr>
         <w:pStyle w:val="BodyText"/>
+        <w:ind w:firstLine="420"/>
       </w:pPr>
       <w:r>
         <w:rPr>
@@ -11390,6 +11471,7 @@
     <w:p>
       <w:pPr>
         <w:pStyle w:val="FirstParagraph"/>
+        <w:ind w:firstLine="420"/>
       </w:pPr>
       <m:oMath>
         <m:sSub>
@@ -12469,6 +12551,7 @@
     <w:p>
       <w:pPr>
         <w:pStyle w:val="FirstParagraph"/>
+        <w:ind w:firstLine="420"/>
       </w:pPr>
       <w:r>
         <w:rPr>
@@ -12690,6 +12773,7 @@
     <w:p>
       <w:pPr>
         <w:pStyle w:val="BodyText"/>
+        <w:ind w:firstLine="420"/>
       </w:pPr>
       <w:r>
         <w:rPr>
@@ -12945,6 +13029,7 @@
     <w:p>
       <w:pPr>
         <w:pStyle w:val="BodyText"/>
+        <w:ind w:firstLine="420"/>
       </w:pPr>
       <w:r>
         <w:rPr>
@@ -12976,6 +13061,7 @@
     <w:p>
       <w:pPr>
         <w:pStyle w:val="BodyText"/>
+        <w:ind w:firstLine="420"/>
       </w:pPr>
       <w:r>
         <w:rPr>
@@ -13007,6 +13093,7 @@
     <w:p>
       <w:pPr>
         <w:pStyle w:val="BodyText"/>
+        <w:ind w:firstLine="420"/>
       </w:pPr>
       <w:r>
         <w:rPr>
@@ -13080,6 +13167,7 @@
     <w:p>
       <w:pPr>
         <w:pStyle w:val="BodyText"/>
+        <w:ind w:firstLine="420"/>
       </w:pPr>
       <w:r>
         <w:rPr>
@@ -13123,6 +13211,7 @@
     <w:p>
       <w:pPr>
         <w:pStyle w:val="BodyText"/>
+        <w:ind w:firstLine="420"/>
       </w:pPr>
       <w:r>
         <w:rPr>
@@ -13172,6 +13261,7 @@
     <w:p>
       <w:pPr>
         <w:pStyle w:val="BodyText"/>
+        <w:ind w:firstLine="420"/>
       </w:pPr>
       <w:r>
         <w:rPr>
@@ -13372,6 +13462,7 @@
     <w:p>
       <w:pPr>
         <w:pStyle w:val="BodyText"/>
+        <w:ind w:firstLine="420"/>
       </w:pPr>
       <w:r>
         <w:rPr>
@@ -13631,6 +13722,7 @@
     <w:p>
       <w:pPr>
         <w:pStyle w:val="FirstParagraph"/>
+        <w:ind w:firstLine="420"/>
       </w:pPr>
       <w:r>
         <w:rPr>
@@ -14082,6 +14174,7 @@
           <w:ilvl w:val="0"/>
           <w:numId w:val="1008"/>
         </w:numPr>
+        <w:ind w:firstLine="420"/>
       </w:pPr>
       <w:r>
         <w:rPr>
@@ -14115,6 +14208,7 @@
           <w:ilvl w:val="0"/>
           <w:numId w:val="1008"/>
         </w:numPr>
+        <w:ind w:firstLine="420"/>
       </w:pPr>
       <w:r>
         <w:rPr>
@@ -14160,6 +14254,7 @@
           <w:ilvl w:val="0"/>
           <w:numId w:val="1008"/>
         </w:numPr>
+        <w:ind w:firstLine="420"/>
       </w:pPr>
       <w:r>
         <w:rPr>
@@ -14249,6 +14344,7 @@
     <w:p>
       <w:pPr>
         <w:pStyle w:val="FirstParagraph"/>
+        <w:ind w:firstLine="420"/>
       </w:pPr>
       <w:r>
         <w:rPr>
@@ -14290,6 +14386,7 @@
     <w:p>
       <w:pPr>
         <w:pStyle w:val="BodyText"/>
+        <w:ind w:firstLine="420"/>
       </w:pPr>
       <w:r>
         <w:rPr>
@@ -14919,6 +15016,7 @@
     <w:p>
       <w:pPr>
         <w:pStyle w:val="FirstParagraph"/>
+        <w:ind w:firstLine="420"/>
       </w:pPr>
       <w:r>
         <w:rPr>
@@ -15141,6 +15239,7 @@
     <w:p>
       <w:pPr>
         <w:pStyle w:val="BodyText"/>
+        <w:ind w:firstLine="420"/>
       </w:pPr>
       <w:r>
         <w:rPr>
@@ -15936,6 +16035,7 @@
     <w:p>
       <w:pPr>
         <w:pStyle w:val="BodyText"/>
+        <w:ind w:firstLine="420"/>
       </w:pPr>
       <w:r>
         <w:rPr>
@@ -16000,6 +16100,7 @@
     <w:p>
       <w:pPr>
         <w:pStyle w:val="BodyText"/>
+        <w:ind w:firstLine="420"/>
       </w:pPr>
       <w:r>
         <w:rPr>
@@ -16687,6 +16788,7 @@
     <w:p>
       <w:pPr>
         <w:pStyle w:val="FirstParagraph"/>
+        <w:ind w:firstLine="420"/>
       </w:pPr>
       <w:r>
         <w:rPr>
@@ -17088,6 +17190,7 @@
     <w:p>
       <w:pPr>
         <w:pStyle w:val="FirstParagraph"/>
+        <w:ind w:firstLine="420"/>
       </w:pPr>
       <w:r>
         <w:rPr>
@@ -17481,6 +17584,7 @@
     <w:p>
       <w:pPr>
         <w:pStyle w:val="BodyText"/>
+        <w:ind w:firstLine="420"/>
       </w:pPr>
       <w:r>
         <w:rPr>
@@ -17636,6 +17740,7 @@
     <w:p>
       <w:pPr>
         <w:pStyle w:val="BodyText"/>
+        <w:ind w:firstLine="420"/>
       </w:pPr>
       <w:r>
         <w:rPr>
@@ -17798,6 +17903,7 @@
     <w:p>
       <w:pPr>
         <w:pStyle w:val="BodyText"/>
+        <w:ind w:firstLine="420"/>
       </w:pPr>
       <w:r>
         <w:rPr>
@@ -17841,6 +17947,7 @@
     <w:p>
       <w:pPr>
         <w:pStyle w:val="BodyText"/>
+        <w:ind w:firstLine="420"/>
       </w:pPr>
       <w:r>
         <w:rPr>
@@ -17935,6 +18042,7 @@
     <w:p>
       <w:pPr>
         <w:pStyle w:val="BodyText"/>
+        <w:ind w:firstLine="420"/>
       </w:pPr>
       <w:r>
         <w:rPr>
@@ -18186,6 +18294,7 @@
     <w:p>
       <w:pPr>
         <w:pStyle w:val="FirstParagraph"/>
+        <w:ind w:firstLine="420"/>
       </w:pPr>
       <w:r>
         <w:rPr>
@@ -18383,6 +18492,7 @@
           <w:ilvl w:val="0"/>
           <w:numId w:val="1009"/>
         </w:numPr>
+        <w:ind w:firstLine="420"/>
       </w:pPr>
       <w:r>
         <w:rPr>
@@ -18668,6 +18778,7 @@
           <w:ilvl w:val="0"/>
           <w:numId w:val="1009"/>
         </w:numPr>
+        <w:ind w:firstLine="420"/>
       </w:pPr>
       <w:r>
         <w:rPr>
